--- a/flow/20230914_vu_template/01-Октоїх-new/Глас_6/6-НД-.docx
+++ b/flow/20230914_vu_template/01-Октоїх-new/Глас_6/6-НД-.docx
@@ -3023,7 +3023,14 @@
           <w:rFonts w:ascii="Times New Roman" w:hAnsi="Times New Roman"/>
           <w:sz w:val="24"/>
         </w:rPr>
-        <w:t xml:space="preserve"> Перемогу маючи над адом,* на хрест зійшов ти, Христе,* щоб воскресити з собою тих, що в темряві смерти перебували.* Вільний від смерти, всесильний Спасе,* що життя виливаєш із свого світла, помилуй нас!</w:t>
+        <w:t xml:space="preserve"> </w:t>
+      </w:r>
+      <w:r>
+        <w:rPr>
+          <w:rFonts w:ascii="Times New Roman" w:hAnsi="Times New Roman"/>
+          <w:sz w:val="24"/>
+        </w:rPr>
+        <w:t>Перемо́гу ма́ючи над а́дом,* на хрест зійшо́в Ти, Хри́сте,* щоб воскреси́ти з Собо́ю тих, що в те́мряві сме́рти перебува́ли.* Ві́льний від сме́рти, всеси́льний Спа́се,* що життя́ вилива́єш із Свого́ сві́тла, поми́луй нас!</w:t>
       </w:r>
     </w:p>
     <w:p>
@@ -3066,7 +3073,21 @@
           <w:rFonts w:ascii="Times New Roman" w:hAnsi="Times New Roman"/>
           <w:sz w:val="24"/>
         </w:rPr>
-        <w:t>Нині Христос смерть переміг,* і як прорік, воскрес і радість світові дарував,* щоб усі ми, кличучи, таку пісню співали:* Джерело життя, неприступне світло,* всесильний Спасе, помилуй нас!</w:t>
+        <w:t>Ни́ні Христо́с смерть перемі́г* і, як прорі́к, воскре́с</w:t>
+      </w:r>
+      <w:r>
+        <w:rPr>
+          <w:rFonts w:ascii="Times New Roman" w:hAnsi="Times New Roman"/>
+          <w:sz w:val="24"/>
+        </w:rPr>
+        <w:t>,</w:t>
+      </w:r>
+      <w:r>
+        <w:rPr>
+          <w:rFonts w:ascii="Times New Roman" w:hAnsi="Times New Roman"/>
+          <w:sz w:val="24"/>
+        </w:rPr>
+        <w:t xml:space="preserve"> і ра́дість сві́тові дарува́в,* щоб усі́ ми, кли́чучи, таку́ пі́сню співа́ли:* Джерело́ життя́, непристу́пне сві́тло,* всеси́льний Спа́се, поми́луй нас!</w:t>
       </w:r>
     </w:p>
     <w:p>
@@ -3124,7 +3145,7 @@
           <w:rFonts w:ascii="Times New Roman" w:hAnsi="Times New Roman"/>
           <w:sz w:val="24"/>
         </w:rPr>
-        <w:t>Від тебе, Господи, присутнього в усьому творінні,* куди нам грішним утікати?* На небесах бо сам живеш, в аді ж переміг смерть.* У морські глибини? Та й там твоя рука, Владико!* Тож до тебе прибігаємо, і припадаючи, молимось:* Воскреслий із мертвих, помилуй нас!</w:t>
+        <w:t>Від Те́бе, Го́споди, прису́тнього в усьому́ творі́нні,* куди́ нам грі́шним утіка́ти?* На небеса́х бо сам живе́ш, в а́ді ж перемі́г смерть.* У морські глиби́ни? Та й там Твоя́ рука́, Влади́ко!* Тож до Те́бе прибіга́ємо і, припада́ючи, мо́лимось:* Воскре́слий із ме́ртвих, поми́луй нас!</w:t>
       </w:r>
     </w:p>
     <w:p>
@@ -3167,7 +3188,21 @@
           <w:rFonts w:ascii="Times New Roman" w:hAnsi="Times New Roman"/>
           <w:sz w:val="24"/>
         </w:rPr>
-        <w:t>Хрестом твоїм, Христе, хвалимось* і воскресіння твоє оспівуємо і славимо,* бо ти – Бог наш, крім тебе ж іншого не знаємо.</w:t>
+        <w:t>Хресто́м Твої́м, Хри́сте, хва́лимось* і воскресі́ння Твоє́ оспі́вуємо і сла́вимо,* бо Ти – Бог наш,</w:t>
+      </w:r>
+      <w:r>
+        <w:rPr>
+          <w:rFonts w:ascii="Times New Roman" w:hAnsi="Times New Roman"/>
+          <w:sz w:val="24"/>
+        </w:rPr>
+        <w:t>*</w:t>
+      </w:r>
+      <w:r>
+        <w:rPr>
+          <w:rFonts w:ascii="Times New Roman" w:hAnsi="Times New Roman"/>
+          <w:sz w:val="24"/>
+        </w:rPr>
+        <w:t xml:space="preserve"> крім Те́бе ж і́ншого не зна́ємо.</w:t>
       </w:r>
     </w:p>
     <w:p>
@@ -3210,7 +3245,7 @@
           <w:rFonts w:ascii="Times New Roman" w:hAnsi="Times New Roman"/>
           <w:sz w:val="24"/>
         </w:rPr>
-        <w:t>Завжди благословляючи Господа,* оспівуємо його воскресіння,* бо витерпівши хрест, він смертю смерть подолав.</w:t>
+        <w:t>За́вжди благословля́ючи Го́спода,* оспі́вуєм його́ воскресі́ння,* бо, ви́терпівши хрест, він сме́ртю смерть подола́в.</w:t>
       </w:r>
     </w:p>
     <w:p>
@@ -3253,7 +3288,21 @@
           <w:rFonts w:ascii="Times New Roman" w:hAnsi="Times New Roman"/>
           <w:sz w:val="24"/>
         </w:rPr>
-        <w:t>Слава силі твоїй, Господи,* бо ти знищив того, що мав владу смерти* і обновив нас хрестом твоїм,* даруючи нам життя і нетління.</w:t>
+        <w:t>Сла́ва си́лі Твої́й, Го́споди,* бо Ти зни́щив того́, що мав вла́ду сме́рти</w:t>
+      </w:r>
+      <w:r>
+        <w:rPr>
+          <w:rFonts w:ascii="Times New Roman" w:hAnsi="Times New Roman"/>
+          <w:sz w:val="24"/>
+        </w:rPr>
+        <w:t>,</w:t>
+      </w:r>
+      <w:r>
+        <w:rPr>
+          <w:rFonts w:ascii="Times New Roman" w:hAnsi="Times New Roman"/>
+          <w:sz w:val="24"/>
+        </w:rPr>
+        <w:t>* і обнови́в нас хресто́м Твої́м,* дару́ючи нам життя́ і нетлі́ння.</w:t>
       </w:r>
     </w:p>
     <w:p>
@@ -3296,7 +3345,21 @@
           <w:rFonts w:ascii="Times New Roman" w:hAnsi="Times New Roman"/>
           <w:sz w:val="24"/>
         </w:rPr>
-        <w:t>Твоє погребення, Господи,* знищило й розірвало окови аду,* а воскресіння з мертвих світ осяяло,* Господи, − слава тобі!</w:t>
+        <w:t>Твоє́ погреб</w:t>
+      </w:r>
+      <w:r>
+        <w:rPr>
+          <w:rFonts w:ascii="Times New Roman" w:hAnsi="Times New Roman"/>
+          <w:sz w:val="24"/>
+        </w:rPr>
+        <w:t>і́</w:t>
+      </w:r>
+      <w:r>
+        <w:rPr>
+          <w:rFonts w:ascii="Times New Roman" w:hAnsi="Times New Roman"/>
+          <w:sz w:val="24"/>
+        </w:rPr>
+        <w:t>ння, Го́споди,* зни́щило й розірва́ло око́ви а́ду,* а воскресі́ння з ме́ртвих світ ося́яло,* Го́споди, − сла́ва Тобі́!</w:t>
       </w:r>
     </w:p>
     <w:p>
@@ -3484,7 +3547,56 @@
           <w:rFonts w:ascii="Times New Roman" w:hAnsi="Times New Roman"/>
           <w:sz w:val="24"/>
         </w:rPr>
-        <w:t xml:space="preserve"> Хто ж тебе не прославлятиме, Пресвята Діво?* Або хто не оспівуватиме твого пречистого Різдва?* Син бо єдинородний, що предвічно засяяв від Отця,* той вийшов з тебе, Чиста, воплотившись несказанно.* Бувши з природи Богом, став задля нас правдивою людиною;* неподільний на дві особи,* але пізнавальний у двох незлитих природах.* Його моли, чиста Всеблаженна,* щоб помилував душі наші.</w:t>
+        <w:t xml:space="preserve"> </w:t>
+      </w:r>
+      <w:r>
+        <w:rPr>
+          <w:rFonts w:ascii="Times New Roman" w:hAnsi="Times New Roman"/>
+          <w:sz w:val="24"/>
+        </w:rPr>
+        <w:t>Хто ж тебе́ не прославля́тиме, Пресвята́ Ді́во?* Або хто не оспі́вуватиме твого́ пречи́стого різдва́?* Син бо єдиноро́дний, що предві́чно зася́яв від Отця́,* Той ви́йшов з те́бе, Чи́ста, воплоти́вшись несказа́нно.* Бу́вши з при́роди Бо́гом, став за́для нас правди́в</w:t>
+      </w:r>
+      <w:r>
+        <w:rPr>
+          <w:rFonts w:ascii="Times New Roman" w:hAnsi="Times New Roman"/>
+          <w:sz w:val="24"/>
+        </w:rPr>
+        <w:t>ою</w:t>
+      </w:r>
+      <w:r>
+        <w:rPr>
+          <w:rFonts w:ascii="Times New Roman" w:hAnsi="Times New Roman"/>
+          <w:sz w:val="24"/>
+        </w:rPr>
+        <w:t xml:space="preserve"> </w:t>
+      </w:r>
+      <w:r>
+        <w:rPr>
+          <w:rFonts w:ascii="Times New Roman" w:hAnsi="Times New Roman"/>
+          <w:sz w:val="24"/>
+        </w:rPr>
+        <w:t>л</w:t>
+      </w:r>
+      <w:r>
+        <w:rPr>
+          <w:rFonts w:ascii="Times New Roman" w:hAnsi="Times New Roman"/>
+          <w:sz w:val="24"/>
+        </w:rPr>
+        <w:t>юд</w:t>
+      </w:r>
+      <w:r>
+        <w:rPr>
+          <w:rFonts w:ascii="Times New Roman" w:hAnsi="Times New Roman"/>
+          <w:sz w:val="24"/>
+        </w:rPr>
+        <w:t>и́</w:t>
+      </w:r>
+      <w:r>
+        <w:rPr>
+          <w:rFonts w:ascii="Times New Roman" w:hAnsi="Times New Roman"/>
+          <w:sz w:val="24"/>
+        </w:rPr>
+        <w:t>ною;* неподі́льний на дві осо́би,* але́ пізнава́льний у двох незли́тих приро́дах.* Його́ моли́, чи́ста Всеблаже́нна,* щоб поми́лував ду́ші на́ші.</w:t>
       </w:r>
     </w:p>
     <w:p>
@@ -5172,7 +5284,14 @@
           <w:rFonts w:ascii="Times New Roman" w:hAnsi="Times New Roman"/>
           <w:sz w:val="24"/>
         </w:rPr>
-        <w:t xml:space="preserve"> Воскресіння твоє, Христе Спасе,* ангели оспівують на небесах,* і нас на землі сподоби чистим серцем* тебе співом прославляти.</w:t>
+        <w:t xml:space="preserve"> </w:t>
+      </w:r>
+      <w:r>
+        <w:rPr>
+          <w:rFonts w:ascii="Times New Roman" w:hAnsi="Times New Roman"/>
+          <w:sz w:val="24"/>
+        </w:rPr>
+        <w:t>Воскресі́ння Твоє́, Хри́сте Спа́се,* а́нгели оспі́вують на небеса́х,* і нас на землі́ сподо́би чи́стим се́рцем* Тебе́ спі́вом прославля́ти.</w:t>
       </w:r>
     </w:p>
     <w:p>
@@ -5216,7 +5335,7 @@
           <w:rFonts w:ascii="Times New Roman" w:hAnsi="Times New Roman"/>
           <w:sz w:val="24"/>
         </w:rPr>
-        <w:t>Як всемогутній, ти розбив мідні брами* і знищив адові затвори,* та воскресив впалий рід людський.* Тому ми однодумно кличемо:* Ти, що воскрес із мертвих, Господи, – слава тобі!</w:t>
+        <w:t>Як всемогу́тній, Ти розби́в мі́дні бра́ми* і зни́щив а́дові затво́ри,* та воскреси́в впа́лий рід лю́дський.* Тому́ ми одноду́мно кли́чемо:* Ти, що воскре́с із ме́ртвих, Го́споди, – сла́ва Тобі́!</w:t>
       </w:r>
     </w:p>
     <w:p>
@@ -5260,7 +5379,7 @@
           <w:rFonts w:ascii="Times New Roman" w:hAnsi="Times New Roman"/>
           <w:sz w:val="24"/>
         </w:rPr>
-        <w:t>Христос, бажаючи нас підняти з давнього тління,* дає себе до хреста прибити і в гробі покласти.* Жінки мироносиці його з сльозами шукали,* і, ридаючи, казали: Горе нам, Спасе всіх!* Як то ти зволив себе в гробі покласти?* Ти ж добровільно поклався, як же тебе викрадено?* Як тебе перенесено? Яке ж то місце скрило твоє життєдайне тіло?* Але, як ти нам обіцяв, Владико,* появися й утихомир наше гірке ридання.* Коли ж вони ридали, ангел до них промовив:* Перестаньте плакати і благовістіть апостолам, що Господь воскрес,* даючи світові очищення і велику милість.</w:t>
+        <w:t>Христо́с, бажа́ючи нас підня́ти з да́внього тлі́ння,* дає́ Себе́ до хреста́ приби́ти і в гро́бі покла́сти.* Жінки́ мироно́сиці Його́ з сльоза́ми шука́ли* і, рида́ючи, каза́ли: Го́ре нам, Спа́се всіх!* Як то Ти зво́лив Себе́ в гро́бі покла́сти?* Ти ж доброві́льно покла́вся, як же Тебе́ ви́крадено?* Як Тебе́ перене́сено? Яке́ ж то мі́сце скри́ло Твоє́ життєда́йне ті́ло?* Але́, як Ти нам обіця́в, Влади́ко,* появи́ся й утихоми́р на́ше гірке́ рида́ння.* Коли́ ж вони́ рида́ли, а́нгел до них промо́вив:* Переста́ньте пла́кати і благовісті́ть апо́столам, що Госпо́дь воскре́с,* даючи́ сві́тові очи́щення і вели́ку ми́лість.</w:t>
       </w:r>
     </w:p>
     <w:p>
@@ -5304,7 +5423,21 @@
           <w:rFonts w:ascii="Times New Roman" w:hAnsi="Times New Roman"/>
           <w:sz w:val="24"/>
         </w:rPr>
-        <w:t>Добровільно розп'ятий, Христе,* твоїм погребенням ти полонив смерть* і третього дня воскрес, як Бог у славі,* даючи світові безконечне життя і велику милість.</w:t>
+        <w:t>Доброві́льно розп’я́тий, Хри́сте,* Твої́м погребе́нням Ти полони́в смерть* і тре́тього дня воскре́с, як Бог</w:t>
+      </w:r>
+      <w:r>
+        <w:rPr>
+          <w:rFonts w:ascii="Times New Roman" w:hAnsi="Times New Roman"/>
+          <w:sz w:val="24"/>
+        </w:rPr>
+        <w:t>,</w:t>
+      </w:r>
+      <w:r>
+        <w:rPr>
+          <w:rFonts w:ascii="Times New Roman" w:hAnsi="Times New Roman"/>
+          <w:sz w:val="24"/>
+        </w:rPr>
+        <w:t xml:space="preserve"> у сла́ві,* даючи́ сві́тові безконе́чне життя́ і вели́ку ми́лість.</w:t>
       </w:r>
     </w:p>
     <w:p>
@@ -5325,7 +5458,441 @@
           <w:rFonts w:ascii="Times New Roman" w:hAnsi="Times New Roman"/>
           <w:sz w:val="24"/>
         </w:rPr>
-        <w:t>: Христос Господь, мій Творець і Спаситель, Пречиста,* вийшов з твого лона і в мене зодягнувся,* визволивши Адама з первісного прокляття.* Тому тобі, Пречиста, як Богоматері й Діві,* невгомонно співаємо з ангелом:* Радуйся! Справді, радуйся Владарко,* Провіднице і Покрове, та й спасіння душ наших.</w:t>
+        <w:t>: Христо</w:t>
+      </w:r>
+      <w:r>
+        <w:rPr>
+          <w:rFonts w:ascii="Times New Roman" w:hAnsi="Times New Roman"/>
+          <w:sz w:val="24"/>
+        </w:rPr>
+        <w:t>́</w:t>
+      </w:r>
+      <w:r>
+        <w:rPr>
+          <w:rFonts w:ascii="Times New Roman" w:hAnsi="Times New Roman"/>
+          <w:sz w:val="24"/>
+        </w:rPr>
+        <w:t>с Госпо</w:t>
+      </w:r>
+      <w:r>
+        <w:rPr>
+          <w:rFonts w:ascii="Times New Roman" w:hAnsi="Times New Roman"/>
+          <w:sz w:val="24"/>
+        </w:rPr>
+        <w:t>́</w:t>
+      </w:r>
+      <w:r>
+        <w:rPr>
+          <w:rFonts w:ascii="Times New Roman" w:hAnsi="Times New Roman"/>
+          <w:sz w:val="24"/>
+        </w:rPr>
+        <w:t>дь, мій Творе</w:t>
+      </w:r>
+      <w:r>
+        <w:rPr>
+          <w:rFonts w:ascii="Times New Roman" w:hAnsi="Times New Roman"/>
+          <w:sz w:val="24"/>
+        </w:rPr>
+        <w:t>́</w:t>
+      </w:r>
+      <w:r>
+        <w:rPr>
+          <w:rFonts w:ascii="Times New Roman" w:hAnsi="Times New Roman"/>
+          <w:sz w:val="24"/>
+        </w:rPr>
+        <w:t>ць і Спаси</w:t>
+      </w:r>
+      <w:r>
+        <w:rPr>
+          <w:rFonts w:ascii="Times New Roman" w:hAnsi="Times New Roman"/>
+          <w:sz w:val="24"/>
+        </w:rPr>
+        <w:t>́</w:t>
+      </w:r>
+      <w:r>
+        <w:rPr>
+          <w:rFonts w:ascii="Times New Roman" w:hAnsi="Times New Roman"/>
+          <w:sz w:val="24"/>
+        </w:rPr>
+        <w:t>тель, Пречи</w:t>
+      </w:r>
+      <w:r>
+        <w:rPr>
+          <w:rFonts w:ascii="Times New Roman" w:hAnsi="Times New Roman"/>
+          <w:sz w:val="24"/>
+        </w:rPr>
+        <w:t>́</w:t>
+      </w:r>
+      <w:r>
+        <w:rPr>
+          <w:rFonts w:ascii="Times New Roman" w:hAnsi="Times New Roman"/>
+          <w:sz w:val="24"/>
+        </w:rPr>
+        <w:t>ста,* ви</w:t>
+      </w:r>
+      <w:r>
+        <w:rPr>
+          <w:rFonts w:ascii="Times New Roman" w:hAnsi="Times New Roman"/>
+          <w:sz w:val="24"/>
+        </w:rPr>
+        <w:t>́</w:t>
+      </w:r>
+      <w:r>
+        <w:rPr>
+          <w:rFonts w:ascii="Times New Roman" w:hAnsi="Times New Roman"/>
+          <w:sz w:val="24"/>
+        </w:rPr>
+        <w:t>йшов з тво</w:t>
+      </w:r>
+      <w:r>
+        <w:rPr>
+          <w:rFonts w:ascii="Times New Roman" w:hAnsi="Times New Roman"/>
+          <w:sz w:val="24"/>
+        </w:rPr>
+        <w:t>́</w:t>
+      </w:r>
+      <w:r>
+        <w:rPr>
+          <w:rFonts w:ascii="Times New Roman" w:hAnsi="Times New Roman"/>
+          <w:sz w:val="24"/>
+        </w:rPr>
+        <w:t>го ло</w:t>
+      </w:r>
+      <w:r>
+        <w:rPr>
+          <w:rFonts w:ascii="Times New Roman" w:hAnsi="Times New Roman"/>
+          <w:sz w:val="24"/>
+        </w:rPr>
+        <w:t>́</w:t>
+      </w:r>
+      <w:r>
+        <w:rPr>
+          <w:rFonts w:ascii="Times New Roman" w:hAnsi="Times New Roman"/>
+          <w:sz w:val="24"/>
+        </w:rPr>
+        <w:t>на і в ме</w:t>
+      </w:r>
+      <w:r>
+        <w:rPr>
+          <w:rFonts w:ascii="Times New Roman" w:hAnsi="Times New Roman"/>
+          <w:sz w:val="24"/>
+        </w:rPr>
+        <w:t>́</w:t>
+      </w:r>
+      <w:r>
+        <w:rPr>
+          <w:rFonts w:ascii="Times New Roman" w:hAnsi="Times New Roman"/>
+          <w:sz w:val="24"/>
+        </w:rPr>
+        <w:t>не зодягну</w:t>
+      </w:r>
+      <w:r>
+        <w:rPr>
+          <w:rFonts w:ascii="Times New Roman" w:hAnsi="Times New Roman"/>
+          <w:sz w:val="24"/>
+        </w:rPr>
+        <w:t>́</w:t>
+      </w:r>
+      <w:r>
+        <w:rPr>
+          <w:rFonts w:ascii="Times New Roman" w:hAnsi="Times New Roman"/>
+          <w:sz w:val="24"/>
+        </w:rPr>
+        <w:t>вся,* ви</w:t>
+      </w:r>
+      <w:r>
+        <w:rPr>
+          <w:rFonts w:ascii="Times New Roman" w:hAnsi="Times New Roman"/>
+          <w:sz w:val="24"/>
+        </w:rPr>
+        <w:t>́</w:t>
+      </w:r>
+      <w:r>
+        <w:rPr>
+          <w:rFonts w:ascii="Times New Roman" w:hAnsi="Times New Roman"/>
+          <w:sz w:val="24"/>
+        </w:rPr>
+        <w:t>зволивши Ада</w:t>
+      </w:r>
+      <w:r>
+        <w:rPr>
+          <w:rFonts w:ascii="Times New Roman" w:hAnsi="Times New Roman"/>
+          <w:sz w:val="24"/>
+        </w:rPr>
+        <w:t>́</w:t>
+      </w:r>
+      <w:r>
+        <w:rPr>
+          <w:rFonts w:ascii="Times New Roman" w:hAnsi="Times New Roman"/>
+          <w:sz w:val="24"/>
+        </w:rPr>
+        <w:t>ма з пе</w:t>
+      </w:r>
+      <w:r>
+        <w:rPr>
+          <w:rFonts w:ascii="Times New Roman" w:hAnsi="Times New Roman"/>
+          <w:sz w:val="24"/>
+        </w:rPr>
+        <w:t>́</w:t>
+      </w:r>
+      <w:r>
+        <w:rPr>
+          <w:rFonts w:ascii="Times New Roman" w:hAnsi="Times New Roman"/>
+          <w:sz w:val="24"/>
+        </w:rPr>
+        <w:t>рвісного прокля</w:t>
+      </w:r>
+      <w:r>
+        <w:rPr>
+          <w:rFonts w:ascii="Times New Roman" w:hAnsi="Times New Roman"/>
+          <w:sz w:val="24"/>
+        </w:rPr>
+        <w:t>́</w:t>
+      </w:r>
+      <w:r>
+        <w:rPr>
+          <w:rFonts w:ascii="Times New Roman" w:hAnsi="Times New Roman"/>
+          <w:sz w:val="24"/>
+        </w:rPr>
+        <w:t>ття.* Тому</w:t>
+      </w:r>
+      <w:r>
+        <w:rPr>
+          <w:rFonts w:ascii="Times New Roman" w:hAnsi="Times New Roman"/>
+          <w:sz w:val="24"/>
+        </w:rPr>
+        <w:t>́</w:t>
+      </w:r>
+      <w:r>
+        <w:rPr>
+          <w:rFonts w:ascii="Times New Roman" w:hAnsi="Times New Roman"/>
+          <w:sz w:val="24"/>
+        </w:rPr>
+        <w:t xml:space="preserve"> тобі</w:t>
+      </w:r>
+      <w:r>
+        <w:rPr>
+          <w:rFonts w:ascii="Times New Roman" w:hAnsi="Times New Roman"/>
+          <w:sz w:val="24"/>
+        </w:rPr>
+        <w:t>́</w:t>
+      </w:r>
+      <w:r>
+        <w:rPr>
+          <w:rFonts w:ascii="Times New Roman" w:hAnsi="Times New Roman"/>
+          <w:sz w:val="24"/>
+        </w:rPr>
+        <w:t>, Пречи</w:t>
+      </w:r>
+      <w:r>
+        <w:rPr>
+          <w:rFonts w:ascii="Times New Roman" w:hAnsi="Times New Roman"/>
+          <w:sz w:val="24"/>
+        </w:rPr>
+        <w:t>́</w:t>
+      </w:r>
+      <w:r>
+        <w:rPr>
+          <w:rFonts w:ascii="Times New Roman" w:hAnsi="Times New Roman"/>
+          <w:sz w:val="24"/>
+        </w:rPr>
+        <w:t>ста, як Богома</w:t>
+      </w:r>
+      <w:r>
+        <w:rPr>
+          <w:rFonts w:ascii="Times New Roman" w:hAnsi="Times New Roman"/>
+          <w:sz w:val="24"/>
+        </w:rPr>
+        <w:t>́</w:t>
+      </w:r>
+      <w:r>
+        <w:rPr>
+          <w:rFonts w:ascii="Times New Roman" w:hAnsi="Times New Roman"/>
+          <w:sz w:val="24"/>
+        </w:rPr>
+        <w:t>тері й Ді</w:t>
+      </w:r>
+      <w:r>
+        <w:rPr>
+          <w:rFonts w:ascii="Times New Roman" w:hAnsi="Times New Roman"/>
+          <w:sz w:val="24"/>
+        </w:rPr>
+        <w:t>́</w:t>
+      </w:r>
+      <w:r>
+        <w:rPr>
+          <w:rFonts w:ascii="Times New Roman" w:hAnsi="Times New Roman"/>
+          <w:sz w:val="24"/>
+        </w:rPr>
+        <w:t>ві,* невгомо</w:t>
+      </w:r>
+      <w:r>
+        <w:rPr>
+          <w:rFonts w:ascii="Times New Roman" w:hAnsi="Times New Roman"/>
+          <w:sz w:val="24"/>
+        </w:rPr>
+        <w:t>́</w:t>
+      </w:r>
+      <w:r>
+        <w:rPr>
+          <w:rFonts w:ascii="Times New Roman" w:hAnsi="Times New Roman"/>
+          <w:sz w:val="24"/>
+        </w:rPr>
+        <w:t>нно співа</w:t>
+      </w:r>
+      <w:r>
+        <w:rPr>
+          <w:rFonts w:ascii="Times New Roman" w:hAnsi="Times New Roman"/>
+          <w:sz w:val="24"/>
+        </w:rPr>
+        <w:t>́</w:t>
+      </w:r>
+      <w:r>
+        <w:rPr>
+          <w:rFonts w:ascii="Times New Roman" w:hAnsi="Times New Roman"/>
+          <w:sz w:val="24"/>
+        </w:rPr>
+        <w:t>ємо з а</w:t>
+      </w:r>
+      <w:r>
+        <w:rPr>
+          <w:rFonts w:ascii="Times New Roman" w:hAnsi="Times New Roman"/>
+          <w:sz w:val="24"/>
+        </w:rPr>
+        <w:t>́</w:t>
+      </w:r>
+      <w:r>
+        <w:rPr>
+          <w:rFonts w:ascii="Times New Roman" w:hAnsi="Times New Roman"/>
+          <w:sz w:val="24"/>
+        </w:rPr>
+        <w:t>нгелом:* Ра</w:t>
+      </w:r>
+      <w:r>
+        <w:rPr>
+          <w:rFonts w:ascii="Times New Roman" w:hAnsi="Times New Roman"/>
+          <w:sz w:val="24"/>
+        </w:rPr>
+        <w:t>́</w:t>
+      </w:r>
+      <w:r>
+        <w:rPr>
+          <w:rFonts w:ascii="Times New Roman" w:hAnsi="Times New Roman"/>
+          <w:sz w:val="24"/>
+        </w:rPr>
+        <w:t>дуйся! Спра</w:t>
+      </w:r>
+      <w:r>
+        <w:rPr>
+          <w:rFonts w:ascii="Times New Roman" w:hAnsi="Times New Roman"/>
+          <w:sz w:val="24"/>
+        </w:rPr>
+        <w:t>́</w:t>
+      </w:r>
+      <w:r>
+        <w:rPr>
+          <w:rFonts w:ascii="Times New Roman" w:hAnsi="Times New Roman"/>
+          <w:sz w:val="24"/>
+        </w:rPr>
+        <w:t>вді, ра</w:t>
+      </w:r>
+      <w:r>
+        <w:rPr>
+          <w:rFonts w:ascii="Times New Roman" w:hAnsi="Times New Roman"/>
+          <w:sz w:val="24"/>
+        </w:rPr>
+        <w:t>́</w:t>
+      </w:r>
+      <w:r>
+        <w:rPr>
+          <w:rFonts w:ascii="Times New Roman" w:hAnsi="Times New Roman"/>
+          <w:sz w:val="24"/>
+        </w:rPr>
+        <w:t>дуйся</w:t>
+      </w:r>
+      <w:r>
+        <w:rPr>
+          <w:rFonts w:ascii="Times New Roman" w:hAnsi="Times New Roman"/>
+          <w:sz w:val="24"/>
+        </w:rPr>
+        <w:t>,</w:t>
+      </w:r>
+      <w:r>
+        <w:rPr>
+          <w:rFonts w:ascii="Times New Roman" w:hAnsi="Times New Roman"/>
+          <w:sz w:val="24"/>
+        </w:rPr>
+        <w:t xml:space="preserve"> Влада</w:t>
+      </w:r>
+      <w:r>
+        <w:rPr>
+          <w:rFonts w:ascii="Times New Roman" w:hAnsi="Times New Roman"/>
+          <w:sz w:val="24"/>
+        </w:rPr>
+        <w:t>́</w:t>
+      </w:r>
+      <w:r>
+        <w:rPr>
+          <w:rFonts w:ascii="Times New Roman" w:hAnsi="Times New Roman"/>
+          <w:sz w:val="24"/>
+        </w:rPr>
+        <w:t>рко,* Провідни</w:t>
+      </w:r>
+      <w:r>
+        <w:rPr>
+          <w:rFonts w:ascii="Times New Roman" w:hAnsi="Times New Roman"/>
+          <w:sz w:val="24"/>
+        </w:rPr>
+        <w:t>́</w:t>
+      </w:r>
+      <w:r>
+        <w:rPr>
+          <w:rFonts w:ascii="Times New Roman" w:hAnsi="Times New Roman"/>
+          <w:sz w:val="24"/>
+        </w:rPr>
+        <w:t>це і Покро</w:t>
+      </w:r>
+      <w:r>
+        <w:rPr>
+          <w:rFonts w:ascii="Times New Roman" w:hAnsi="Times New Roman"/>
+          <w:sz w:val="24"/>
+        </w:rPr>
+        <w:t>́</w:t>
+      </w:r>
+      <w:r>
+        <w:rPr>
+          <w:rFonts w:ascii="Times New Roman" w:hAnsi="Times New Roman"/>
+          <w:sz w:val="24"/>
+        </w:rPr>
+        <w:t>ве, та й спасі</w:t>
+      </w:r>
+      <w:r>
+        <w:rPr>
+          <w:rFonts w:ascii="Times New Roman" w:hAnsi="Times New Roman"/>
+          <w:sz w:val="24"/>
+        </w:rPr>
+        <w:t>́</w:t>
+      </w:r>
+      <w:r>
+        <w:rPr>
+          <w:rFonts w:ascii="Times New Roman" w:hAnsi="Times New Roman"/>
+          <w:sz w:val="24"/>
+        </w:rPr>
+        <w:t>ння душ на</w:t>
+      </w:r>
+      <w:r>
+        <w:rPr>
+          <w:rFonts w:ascii="Times New Roman" w:hAnsi="Times New Roman"/>
+          <w:sz w:val="24"/>
+        </w:rPr>
+        <w:t>́</w:t>
+      </w:r>
+      <w:r>
+        <w:rPr>
+          <w:rFonts w:ascii="Times New Roman" w:hAnsi="Times New Roman"/>
+          <w:sz w:val="24"/>
+        </w:rPr>
+        <w:t>ших.</w:t>
       </w:r>
     </w:p>
     <w:p>
@@ -5558,8 +6125,23 @@
     <w:p>
       <w:pPr>
         <w:spacing w:after="120"/>
-        <w:jc w:val="both"/>
-      </w:pPr>
+      </w:pPr>
+      <w:r>
+        <w:rPr>
+          <w:rFonts w:ascii="Times New Roman" w:hAnsi="Times New Roman"/>
+          <w:i/>
+          <w:color w:val="FF0000"/>
+          <w:sz w:val="24"/>
+        </w:rPr>
+        <w:t xml:space="preserve">(г. 6): </w:t>
+      </w:r>
+      <w:r>
+        <w:rPr>
+          <w:rFonts w:ascii="Times New Roman" w:hAnsi="Times New Roman"/>
+          <w:sz w:val="24"/>
+        </w:rPr>
+        <w:t>А́нгельські си́ли – на гро́бі Твої́м,* а сторо́жа омертві́ла.*  Ма́рія ж стоя́ла у гро́бі,* шука́ючи пречи́стого ті́ла Твого́.* Полони́в Ти ад, та не перемо́жений ним,* зустрі́в Ти Ді́ву, дару́ючи життя́.* Воскре́слий з ме́ртвих Го́споди, сла́ва Тоб́і.</w:t>
+      </w:r>
     </w:p>
     <w:p>
       <w:pPr>
@@ -5599,6 +6181,7 @@
     <w:p>
       <w:pPr>
         <w:spacing w:after="120"/>
+        <w:jc w:val="both"/>
       </w:pPr>
     </w:p>
     <w:p>
@@ -8895,8 +9478,32 @@
     <w:p>
       <w:pPr>
         <w:spacing w:after="120"/>
-        <w:jc w:val="both"/>
-      </w:pPr>
+      </w:pPr>
+      <w:r>
+        <w:rPr>
+          <w:rFonts w:ascii="Times New Roman" w:hAnsi="Times New Roman"/>
+          <w:i/>
+          <w:color w:val="FF0000"/>
+          <w:sz w:val="24"/>
+        </w:rPr>
+        <w:t xml:space="preserve">(г. 6): </w:t>
+      </w:r>
+      <w:r>
+        <w:rPr>
+          <w:rFonts w:ascii="Times New Roman" w:hAnsi="Times New Roman"/>
+          <w:sz w:val="24"/>
+        </w:rPr>
+        <w:t xml:space="preserve">А́нгельські си́ли – на гро́бі Твої́м,* а сторо́жа омертві́ла.*  Ма́рія ж стоя́ла у гро́бі,* шука́ючи пречи́стого ті́ла Твого́.* Полони́в Ти ад, та не перемо́жений ним,* зустрі́в Ти Ді́ву, дару́ючи життя́.* Воскре́слий з ме́ртвих Го́споди, сла́ва Тоб́і. </w:t>
+      </w:r>
+      <w:r>
+        <w:rPr>
+          <w:rFonts w:ascii="Times New Roman" w:hAnsi="Times New Roman"/>
+          <w:i/>
+          <w:color w:val="FF0000"/>
+          <w:sz w:val="24"/>
+        </w:rPr>
+        <w:t>(2 р.)</w:t>
+      </w:r>
     </w:p>
     <w:p>
       <w:pPr>
@@ -8936,6 +9543,7 @@
     <w:p>
       <w:pPr>
         <w:spacing w:after="120"/>
+        <w:jc w:val="both"/>
       </w:pPr>
     </w:p>
     <w:p>
@@ -11743,7 +12351,61 @@
           <w:color w:val="000000"/>
           <w:sz w:val="24"/>
         </w:rPr>
-        <w:t>Як по суші пройшов Ізраїль, по безодні стопами, бачачи, як гонитель фараон потопляється, взивав: Пісню перемоги Богові співаймо.</w:t>
+        <w:t>Як по суші</w:t>
+      </w:r>
+      <w:r>
+        <w:rPr>
+          <w:rFonts w:ascii="Times New Roman" w:hAnsi="Times New Roman"/>
+          <w:b/>
+          <w:color w:val="000000"/>
+          <w:sz w:val="24"/>
+        </w:rPr>
+        <w:t>,</w:t>
+      </w:r>
+      <w:r>
+        <w:rPr>
+          <w:rFonts w:ascii="Times New Roman" w:hAnsi="Times New Roman"/>
+          <w:b/>
+          <w:color w:val="000000"/>
+          <w:sz w:val="24"/>
+        </w:rPr>
+        <w:t xml:space="preserve"> пройшов Ізраїль по безодні стопами,</w:t>
+      </w:r>
+      <w:r>
+        <w:rPr>
+          <w:rFonts w:ascii="Times New Roman" w:hAnsi="Times New Roman"/>
+          <w:b/>
+          <w:color w:val="000000"/>
+          <w:sz w:val="24"/>
+        </w:rPr>
+        <w:t>*</w:t>
+      </w:r>
+      <w:r>
+        <w:rPr>
+          <w:rFonts w:ascii="Times New Roman" w:hAnsi="Times New Roman"/>
+          <w:b/>
+          <w:color w:val="000000"/>
+          <w:sz w:val="24"/>
+        </w:rPr>
+        <w:t xml:space="preserve"> бачачи, як гонитель фараон потопляється, взивав:</w:t>
+      </w:r>
+      <w:r>
+        <w:rPr>
+          <w:rFonts w:ascii="Times New Roman" w:hAnsi="Times New Roman"/>
+          <w:b/>
+          <w:color w:val="000000"/>
+          <w:sz w:val="24"/>
+        </w:rPr>
+        <w:t>*</w:t>
+      </w:r>
+      <w:r>
+        <w:rPr>
+          <w:rFonts w:ascii="Times New Roman" w:hAnsi="Times New Roman"/>
+          <w:b/>
+          <w:color w:val="000000"/>
+          <w:sz w:val="24"/>
+        </w:rPr>
+        <w:t xml:space="preserve"> Пісню перемоги Богові співаймо.</w:t>
       </w:r>
       <w:r>
         <w:rPr>
@@ -11933,7 +12595,43 @@
           <w:color w:val="000000"/>
           <w:sz w:val="24"/>
         </w:rPr>
-        <w:t>Нема Святого, як Ти, Господи, Боже мій, що підніс рід вірних Твоїх, Благий, і утвердив нас на камені сповідання Твого.</w:t>
+        <w:t>Нема Святого, як Ти, Господи, Боже мій,</w:t>
+      </w:r>
+      <w:r>
+        <w:rPr>
+          <w:rFonts w:ascii="Times New Roman" w:hAnsi="Times New Roman"/>
+          <w:b/>
+          <w:color w:val="000000"/>
+          <w:sz w:val="24"/>
+        </w:rPr>
+        <w:t>*</w:t>
+      </w:r>
+      <w:r>
+        <w:rPr>
+          <w:rFonts w:ascii="Times New Roman" w:hAnsi="Times New Roman"/>
+          <w:b/>
+          <w:color w:val="000000"/>
+          <w:sz w:val="24"/>
+        </w:rPr>
+        <w:t xml:space="preserve"> що підніс рід вірних Твоїх, Благий,</w:t>
+      </w:r>
+      <w:r>
+        <w:rPr>
+          <w:rFonts w:ascii="Times New Roman" w:hAnsi="Times New Roman"/>
+          <w:b/>
+          <w:color w:val="000000"/>
+          <w:sz w:val="24"/>
+        </w:rPr>
+        <w:t>*</w:t>
+      </w:r>
+      <w:r>
+        <w:rPr>
+          <w:rFonts w:ascii="Times New Roman" w:hAnsi="Times New Roman"/>
+          <w:b/>
+          <w:color w:val="000000"/>
+          <w:sz w:val="24"/>
+        </w:rPr>
+        <w:t xml:space="preserve"> і утвердив нас на камені сповідання Твого.</w:t>
       </w:r>
     </w:p>
     <w:p>
@@ -12496,7 +13194,55 @@
           <w:b/>
           <w:sz w:val="24"/>
         </w:rPr>
-        <w:t>Божим світлом Твоїм, Благий, просвіти, молюся, душі тих, що зарання в любові звертаються до Тебе, щоб пізнати Тебе, Слово Боже, істинного Бога, що викликає з темряви гріховної.</w:t>
+        <w:t>Божим світлом Твоїм, Благий,</w:t>
+      </w:r>
+      <w:r>
+        <w:rPr>
+          <w:rFonts w:ascii="Times New Roman" w:hAnsi="Times New Roman"/>
+          <w:b/>
+          <w:sz w:val="24"/>
+        </w:rPr>
+        <w:t>*</w:t>
+      </w:r>
+      <w:r>
+        <w:rPr>
+          <w:rFonts w:ascii="Times New Roman" w:hAnsi="Times New Roman"/>
+          <w:b/>
+          <w:sz w:val="24"/>
+        </w:rPr>
+        <w:t xml:space="preserve"> просвіти, молюся, душі тих, що зарання в любові звертаються до Тебе,</w:t>
+      </w:r>
+      <w:r>
+        <w:rPr>
+          <w:rFonts w:ascii="Times New Roman" w:hAnsi="Times New Roman"/>
+          <w:b/>
+          <w:sz w:val="24"/>
+        </w:rPr>
+        <w:t>*</w:t>
+      </w:r>
+      <w:r>
+        <w:rPr>
+          <w:rFonts w:ascii="Times New Roman" w:hAnsi="Times New Roman"/>
+          <w:b/>
+          <w:sz w:val="24"/>
+        </w:rPr>
+        <w:t xml:space="preserve"> щоб пізнати Тебе, Слово Боже, істинного Бога,</w:t>
+      </w:r>
+      <w:r>
+        <w:rPr>
+          <w:rFonts w:ascii="Times New Roman" w:hAnsi="Times New Roman"/>
+          <w:b/>
+          <w:sz w:val="24"/>
+        </w:rPr>
+        <w:t>*</w:t>
+      </w:r>
+      <w:r>
+        <w:rPr>
+          <w:rFonts w:ascii="Times New Roman" w:hAnsi="Times New Roman"/>
+          <w:b/>
+          <w:sz w:val="24"/>
+        </w:rPr>
+        <w:t xml:space="preserve"> що викликає з темряви гріховної.</w:t>
       </w:r>
     </w:p>
     <w:p>
@@ -13010,7 +13756,6 @@
     <w:p>
       <w:pPr>
         <w:spacing w:after="120"/>
-        <w:jc w:val="both"/>
       </w:pPr>
       <w:r>
         <w:rPr>
@@ -13019,14 +13764,14 @@
           <w:color w:val="FF0000"/>
           <w:sz w:val="24"/>
         </w:rPr>
-        <w:t>Кондак (г. 6):</w:t>
-      </w:r>
-      <w:r>
-        <w:rPr>
-          <w:rFonts w:ascii="Times New Roman" w:hAnsi="Times New Roman"/>
-          <w:sz w:val="24"/>
-        </w:rPr>
-        <w:t xml:space="preserve"> Життєначальною долонею * умерлих із мрячних долин * Життєдавець воскресив усіх – Христос Бог, * воскресення подав людському родові. * Він бо всіх Спаситель, воскресення і життя, і Бог усіх.</w:t>
+        <w:t xml:space="preserve">Кондак (г. 6): </w:t>
+      </w:r>
+      <w:r>
+        <w:rPr>
+          <w:rFonts w:ascii="Times New Roman" w:hAnsi="Times New Roman"/>
+          <w:sz w:val="24"/>
+        </w:rPr>
+        <w:t>Життєда́йною доло́нею* уме́рлих із мря́чних доли́н* воскреси́в усі́х Життєда́вець – Христо́с Бог,* воскресі́ння пода́в людсько́му ро́дові.* Він бо всіх Спаси́тель, воскресі́ння, і життя́, і Бог усі́х.</w:t>
       </w:r>
     </w:p>
     <w:p>
@@ -13088,15 +13833,7 @@
           <w:color w:val="000000"/>
           <w:sz w:val="24"/>
         </w:rPr>
-        <w:t xml:space="preserve">Росодайною ото вчинив ангел піч для преподобних отроків, а веління </w:t>
-      </w:r>
-      <w:r>
-        <w:rPr>
-          <w:rFonts w:ascii="Times New Roman" w:hAnsi="Times New Roman"/>
-          <w:b/>
-          <w:sz w:val="24"/>
-        </w:rPr>
-        <w:t xml:space="preserve">Боже, що </w:t>
+        <w:t>Росодайною ото вчинив ангел піч для преподобних отроків,</w:t>
       </w:r>
       <w:r>
         <w:rPr>
@@ -13105,15 +13842,7 @@
           <w:color w:val="000000"/>
           <w:sz w:val="24"/>
         </w:rPr>
-        <w:t xml:space="preserve">халдеїв опаляло, </w:t>
-      </w:r>
-      <w:r>
-        <w:rPr>
-          <w:rFonts w:ascii="Times New Roman" w:hAnsi="Times New Roman"/>
-          <w:b/>
-          <w:sz w:val="24"/>
-        </w:rPr>
-        <w:t>приневолило мучителя кликати: Благосло</w:t>
+        <w:t>*</w:t>
       </w:r>
       <w:r>
         <w:rPr>
@@ -13122,6 +13851,56 @@
           <w:color w:val="000000"/>
           <w:sz w:val="24"/>
         </w:rPr>
+        <w:t xml:space="preserve"> а веління </w:t>
+      </w:r>
+      <w:r>
+        <w:rPr>
+          <w:rFonts w:ascii="Times New Roman" w:hAnsi="Times New Roman"/>
+          <w:b/>
+          <w:sz w:val="24"/>
+        </w:rPr>
+        <w:t xml:space="preserve">Боже, що </w:t>
+      </w:r>
+      <w:r>
+        <w:rPr>
+          <w:rFonts w:ascii="Times New Roman" w:hAnsi="Times New Roman"/>
+          <w:b/>
+          <w:color w:val="000000"/>
+          <w:sz w:val="24"/>
+        </w:rPr>
+        <w:t xml:space="preserve">халдеїв опаляло, </w:t>
+      </w:r>
+      <w:r>
+        <w:rPr>
+          <w:rFonts w:ascii="Times New Roman" w:hAnsi="Times New Roman"/>
+          <w:b/>
+          <w:sz w:val="24"/>
+        </w:rPr>
+        <w:t>приневолило мучителя кликати:</w:t>
+      </w:r>
+      <w:r>
+        <w:rPr>
+          <w:rFonts w:ascii="Times New Roman" w:hAnsi="Times New Roman"/>
+          <w:b/>
+          <w:sz w:val="24"/>
+        </w:rPr>
+        <w:t>*</w:t>
+      </w:r>
+      <w:r>
+        <w:rPr>
+          <w:rFonts w:ascii="Times New Roman" w:hAnsi="Times New Roman"/>
+          <w:b/>
+          <w:sz w:val="24"/>
+        </w:rPr>
+        <w:t xml:space="preserve"> Благосло</w:t>
+      </w:r>
+      <w:r>
+        <w:rPr>
+          <w:rFonts w:ascii="Times New Roman" w:hAnsi="Times New Roman"/>
+          <w:b/>
+          <w:color w:val="000000"/>
+          <w:sz w:val="24"/>
+        </w:rPr>
         <w:t>вен єси, Боже отців наших.</w:t>
       </w:r>
     </w:p>
@@ -13309,7 +14088,61 @@
           <w:color w:val="000000"/>
           <w:sz w:val="24"/>
         </w:rPr>
-        <w:t>Із полум’я преподобним Ти росу виточив і жертву праведника водою спалив; бо все твориш, Христе, з волі Своєї; Тебе прославляємо по всі віки.</w:t>
+        <w:t>Із полум’я преподобним Ти росу виточив</w:t>
+      </w:r>
+      <w:r>
+        <w:rPr>
+          <w:rFonts w:ascii="Times New Roman" w:hAnsi="Times New Roman"/>
+          <w:b/>
+          <w:color w:val="000000"/>
+          <w:sz w:val="24"/>
+        </w:rPr>
+        <w:t>*</w:t>
+      </w:r>
+      <w:r>
+        <w:rPr>
+          <w:rFonts w:ascii="Times New Roman" w:hAnsi="Times New Roman"/>
+          <w:b/>
+          <w:color w:val="000000"/>
+          <w:sz w:val="24"/>
+        </w:rPr>
+        <w:t xml:space="preserve"> і жертву праведника водою спалив;</w:t>
+      </w:r>
+      <w:r>
+        <w:rPr>
+          <w:rFonts w:ascii="Times New Roman" w:hAnsi="Times New Roman"/>
+          <w:b/>
+          <w:color w:val="000000"/>
+          <w:sz w:val="24"/>
+        </w:rPr>
+        <w:t>*</w:t>
+      </w:r>
+      <w:r>
+        <w:rPr>
+          <w:rFonts w:ascii="Times New Roman" w:hAnsi="Times New Roman"/>
+          <w:b/>
+          <w:color w:val="000000"/>
+          <w:sz w:val="24"/>
+        </w:rPr>
+        <w:t xml:space="preserve"> бо все твориш, Христе, з волі Своєї;</w:t>
+      </w:r>
+      <w:r>
+        <w:rPr>
+          <w:rFonts w:ascii="Times New Roman" w:hAnsi="Times New Roman"/>
+          <w:b/>
+          <w:color w:val="000000"/>
+          <w:sz w:val="24"/>
+        </w:rPr>
+        <w:t>*</w:t>
+      </w:r>
+      <w:r>
+        <w:rPr>
+          <w:rFonts w:ascii="Times New Roman" w:hAnsi="Times New Roman"/>
+          <w:b/>
+          <w:color w:val="000000"/>
+          <w:sz w:val="24"/>
+        </w:rPr>
+        <w:t xml:space="preserve"> Тебе прославляємо по всі віки.</w:t>
       </w:r>
     </w:p>
     <w:p>
@@ -13650,7 +14483,16 @@
           <w:color w:val="FF0000"/>
           <w:sz w:val="24"/>
         </w:rPr>
-        <w:t>Стих:</w:t>
+        <w:t>Приспів</w:t>
+      </w:r>
+      <w:r>
+        <w:rPr>
+          <w:rFonts w:ascii="Times New Roman" w:hAnsi="Times New Roman"/>
+          <w:i/>
+          <w:color w:val="FF0000"/>
+          <w:sz w:val="24"/>
+        </w:rPr>
+        <w:t>:</w:t>
       </w:r>
       <w:r>
         <w:rPr>
@@ -13737,7 +14579,23 @@
           <w:b/>
           <w:sz w:val="24"/>
         </w:rPr>
-        <w:t>Слава і нині</w:t>
+        <w:t>Слава</w:t>
+      </w:r>
+      <w:r>
+        <w:rPr>
+          <w:rFonts w:ascii="Times New Roman" w:hAnsi="Times New Roman"/>
+          <w:b/>
+          <w:sz w:val="24"/>
+        </w:rPr>
+        <w:t>,</w:t>
+      </w:r>
+      <w:r>
+        <w:rPr>
+          <w:rFonts w:ascii="Times New Roman" w:hAnsi="Times New Roman"/>
+          <w:b/>
+          <w:sz w:val="24"/>
+        </w:rPr>
+        <w:t xml:space="preserve"> і нині</w:t>
       </w:r>
       <w:r>
         <w:rPr>

--- a/flow/20230914_vu_template/01-Октоїх-new/Глас_6/6-НД-.docx
+++ b/flow/20230914_vu_template/01-Октоїх-new/Глас_6/6-НД-.docx
@@ -6478,11 +6478,6 @@
     </w:p>
     <w:p>
       <w:pPr>
-        <w:spacing w:after="120"/>
-      </w:pPr>
-    </w:p>
-    <w:p>
-      <w:pPr>
         <w:pStyle w:val="Heading3"/>
         <w:spacing w:after="120"/>
         <w:jc w:val="center"/>
@@ -6500,7 +6495,6 @@
     <w:p>
       <w:pPr>
         <w:spacing w:after="120"/>
-        <w:jc w:val="both"/>
       </w:pPr>
       <w:r>
         <w:rPr>
@@ -6509,26 +6503,43 @@
           <w:color w:val="FF0000"/>
           <w:sz w:val="24"/>
         </w:rPr>
-        <w:t xml:space="preserve">(г. 6): </w:t>
-      </w:r>
-      <w:r>
-        <w:rPr>
-          <w:rFonts w:ascii="Times New Roman" w:hAnsi="Times New Roman"/>
-          <w:sz w:val="24"/>
-        </w:rPr>
-        <w:t>Воскресіння твоє, Христе Спасе,* ангели оспівують на небесах,* і нас на землі сподоби чистим серцем* тебе співом прославляти.</w:t>
-      </w:r>
-    </w:p>
-    <w:p>
-      <w:pPr>
-        <w:spacing w:after="120"/>
-        <w:jc w:val="both"/>
-      </w:pPr>
-    </w:p>
-    <w:p>
-      <w:pPr>
-        <w:spacing w:after="120"/>
-        <w:jc w:val="both"/>
+        <w:t>(г. 6):</w:t>
+      </w:r>
+      <w:r>
+        <w:rPr>
+          <w:rFonts w:ascii="Times New Roman" w:hAnsi="Times New Roman"/>
+          <w:sz w:val="24"/>
+        </w:rPr>
+        <w:t xml:space="preserve"> </w:t>
+      </w:r>
+      <w:r>
+        <w:rPr>
+          <w:rFonts w:ascii="Times New Roman" w:hAnsi="Times New Roman"/>
+          <w:sz w:val="24"/>
+        </w:rPr>
+        <w:t>Воскресі́ння Твоє́, Хри́сте Спа́се,* а́нгели оспі́вують на небеса́х,* і нас на землі́ сподо́би чи́стим се́рцем* Тебе́ спі́вом прославля́ти.</w:t>
+      </w:r>
+    </w:p>
+    <w:p>
+      <w:pPr>
+        <w:spacing w:after="120"/>
+        <w:jc w:val="both"/>
+      </w:pPr>
+    </w:p>
+    <w:p>
+      <w:pPr>
+        <w:spacing w:after="120"/>
+        <w:jc w:val="both"/>
+      </w:pPr>
+      <w:r>
+        <w:rPr>
+          <w:rFonts w:ascii="Times New Roman" w:hAnsi="Times New Roman"/>
+        </w:rPr>
+      </w:r>
+    </w:p>
+    <w:p>
+      <w:pPr>
+        <w:spacing w:after="120"/>
       </w:pPr>
       <w:r>
         <w:rPr>
@@ -17403,11 +17414,6 @@
     </w:p>
     <w:p>
       <w:pPr>
-        <w:spacing w:after="120"/>
-      </w:pPr>
-    </w:p>
-    <w:p>
-      <w:pPr>
         <w:pStyle w:val="Heading3"/>
         <w:jc w:val="center"/>
       </w:pPr>
@@ -17440,196 +17446,7 @@
           <w:rFonts w:ascii="Times New Roman" w:hAnsi="Times New Roman"/>
           <w:sz w:val="24"/>
         </w:rPr>
-        <w:t xml:space="preserve"> </w:t>
-      </w:r>
-      <w:r>
-        <w:rPr>
-          <w:rFonts w:ascii="Times New Roman" w:hAnsi="Times New Roman"/>
-          <w:sz w:val="24"/>
-        </w:rPr>
-        <w:t>Воскресі́ння</w:t>
-      </w:r>
-      <w:r>
-        <w:rPr>
-          <w:rFonts w:ascii="Times New Roman" w:hAnsi="Times New Roman"/>
-          <w:sz w:val="24"/>
-        </w:rPr>
-        <w:t xml:space="preserve"> </w:t>
-      </w:r>
-      <w:r>
-        <w:rPr>
-          <w:rFonts w:ascii="Times New Roman" w:hAnsi="Times New Roman"/>
-          <w:sz w:val="24"/>
-        </w:rPr>
-        <w:t>Твоє</w:t>
-      </w:r>
-      <w:r>
-        <w:rPr>
-          <w:rFonts w:ascii="Times New Roman" w:hAnsi="Times New Roman"/>
-          <w:sz w:val="24"/>
-        </w:rPr>
-        <w:t xml:space="preserve">́, </w:t>
-      </w:r>
-      <w:r>
-        <w:rPr>
-          <w:rFonts w:ascii="Times New Roman" w:hAnsi="Times New Roman"/>
-          <w:sz w:val="24"/>
-        </w:rPr>
-        <w:t>Хри́сте</w:t>
-      </w:r>
-      <w:r>
-        <w:rPr>
-          <w:rFonts w:ascii="Times New Roman" w:hAnsi="Times New Roman"/>
-          <w:sz w:val="24"/>
-        </w:rPr>
-        <w:t xml:space="preserve"> </w:t>
-      </w:r>
-      <w:r>
-        <w:rPr>
-          <w:rFonts w:ascii="Times New Roman" w:hAnsi="Times New Roman"/>
-          <w:sz w:val="24"/>
-        </w:rPr>
-        <w:t>Спа́се</w:t>
-      </w:r>
-      <w:r>
-        <w:rPr>
-          <w:rFonts w:ascii="Times New Roman" w:hAnsi="Times New Roman"/>
-          <w:sz w:val="24"/>
-        </w:rPr>
-        <w:t>,*</w:t>
-      </w:r>
-      <w:r>
-        <w:rPr>
-          <w:rFonts w:ascii="Times New Roman" w:hAnsi="Times New Roman"/>
-          <w:sz w:val="24"/>
-        </w:rPr>
-        <w:t xml:space="preserve"> </w:t>
-      </w:r>
-      <w:r>
-        <w:rPr>
-          <w:rFonts w:ascii="Times New Roman" w:hAnsi="Times New Roman"/>
-          <w:sz w:val="24"/>
-        </w:rPr>
-        <w:t>а́нгели</w:t>
-      </w:r>
-      <w:r>
-        <w:rPr>
-          <w:rFonts w:ascii="Times New Roman" w:hAnsi="Times New Roman"/>
-          <w:sz w:val="24"/>
-        </w:rPr>
-        <w:t xml:space="preserve"> </w:t>
-      </w:r>
-      <w:r>
-        <w:rPr>
-          <w:rFonts w:ascii="Times New Roman" w:hAnsi="Times New Roman"/>
-          <w:sz w:val="24"/>
-        </w:rPr>
-        <w:t>оспі́вують</w:t>
-      </w:r>
-      <w:r>
-        <w:rPr>
-          <w:rFonts w:ascii="Times New Roman" w:hAnsi="Times New Roman"/>
-          <w:sz w:val="24"/>
-        </w:rPr>
-        <w:t xml:space="preserve"> на </w:t>
-      </w:r>
-      <w:r>
-        <w:rPr>
-          <w:rFonts w:ascii="Times New Roman" w:hAnsi="Times New Roman"/>
-          <w:sz w:val="24"/>
-        </w:rPr>
-        <w:t>небеса́х</w:t>
-      </w:r>
-      <w:r>
-        <w:rPr>
-          <w:rFonts w:ascii="Times New Roman" w:hAnsi="Times New Roman"/>
-          <w:sz w:val="24"/>
-        </w:rPr>
-        <w:t xml:space="preserve">,* і нас на </w:t>
-      </w:r>
-      <w:r>
-        <w:rPr>
-          <w:rFonts w:ascii="Times New Roman" w:hAnsi="Times New Roman"/>
-          <w:sz w:val="24"/>
-        </w:rPr>
-        <w:t>землі</w:t>
-      </w:r>
-      <w:r>
-        <w:rPr>
-          <w:rFonts w:ascii="Times New Roman" w:hAnsi="Times New Roman"/>
-          <w:sz w:val="24"/>
-        </w:rPr>
-        <w:t xml:space="preserve">́ </w:t>
-      </w:r>
-      <w:r>
-        <w:rPr>
-          <w:rFonts w:ascii="Times New Roman" w:hAnsi="Times New Roman"/>
-          <w:sz w:val="24"/>
-        </w:rPr>
-        <w:t>сподо́би</w:t>
-      </w:r>
-      <w:r>
-        <w:rPr>
-          <w:rFonts w:ascii="Times New Roman" w:hAnsi="Times New Roman"/>
-          <w:sz w:val="24"/>
-        </w:rPr>
-        <w:t xml:space="preserve"> </w:t>
-      </w:r>
-      <w:r>
-        <w:rPr>
-          <w:rFonts w:ascii="Times New Roman" w:hAnsi="Times New Roman"/>
-          <w:sz w:val="24"/>
-        </w:rPr>
-        <w:t>чи́стим</w:t>
-      </w:r>
-      <w:r>
-        <w:rPr>
-          <w:rFonts w:ascii="Times New Roman" w:hAnsi="Times New Roman"/>
-          <w:sz w:val="24"/>
-        </w:rPr>
-        <w:t xml:space="preserve"> </w:t>
-      </w:r>
-      <w:r>
-        <w:rPr>
-          <w:rFonts w:ascii="Times New Roman" w:hAnsi="Times New Roman"/>
-          <w:sz w:val="24"/>
-        </w:rPr>
-        <w:t>се́рцем</w:t>
-      </w:r>
-      <w:r>
-        <w:rPr>
-          <w:rFonts w:ascii="Times New Roman" w:hAnsi="Times New Roman"/>
-          <w:sz w:val="24"/>
-        </w:rPr>
-        <w:t xml:space="preserve">* Тебе́ </w:t>
-      </w:r>
-      <w:r>
-        <w:rPr>
-          <w:rFonts w:ascii="Times New Roman" w:hAnsi="Times New Roman"/>
-          <w:sz w:val="24"/>
-        </w:rPr>
-        <w:t>спі́вом</w:t>
-      </w:r>
-      <w:r>
-        <w:rPr>
-          <w:rFonts w:ascii="Times New Roman" w:hAnsi="Times New Roman"/>
-          <w:sz w:val="24"/>
-        </w:rPr>
-        <w:t xml:space="preserve"> </w:t>
-      </w:r>
-      <w:r>
-        <w:rPr>
-          <w:rFonts w:ascii="Times New Roman" w:hAnsi="Times New Roman"/>
-          <w:sz w:val="24"/>
-        </w:rPr>
-        <w:t>прославля́ти</w:t>
-      </w:r>
-      <w:r>
-        <w:rPr>
-          <w:rFonts w:ascii="Times New Roman" w:hAnsi="Times New Roman"/>
-          <w:sz w:val="24"/>
-        </w:rPr>
-        <w:t>.</w:t>
+        <w:t xml:space="preserve"> Воскресі́ння Твоє́, Хри́сте Спа́се,* а́нгели оспі́вують на небеса́х,* і нас на землі́ сподо́би чи́стим се́рцем* Тебе́ спі́вом прославля́ти.</w:t>
       </w:r>
     </w:p>
     <w:sectPr>

--- a/flow/20230914_vu_template/01-Октоїх-new/Глас_6/6-НД-.docx
+++ b/flow/20230914_vu_template/01-Октоїх-new/Глас_6/6-НД-.docx
@@ -4557,6 +4557,397 @@
           <w:i/>
           <w:color w:val="FF0000"/>
         </w:rPr>
+        <w:t>Єктенія усильного благання</w:t>
+      </w:r>
+    </w:p>
+    <w:p>
+      <w:pPr>
+        <w:spacing w:after="120"/>
+        <w:jc w:val="both"/>
+      </w:pPr>
+      <w:r>
+        <w:rPr>
+          <w:rFonts w:ascii="Times New Roman" w:hAnsi="Times New Roman"/>
+          <w:sz w:val="24"/>
+        </w:rPr>
+        <w:t>Промовмо всі з усієї душі і з усієї мислі нашої, промовмо.</w:t>
+      </w:r>
+    </w:p>
+    <w:p>
+      <w:pPr>
+        <w:spacing w:after="120"/>
+        <w:jc w:val="both"/>
+      </w:pPr>
+      <w:r>
+        <w:rPr>
+          <w:rFonts w:ascii="Times New Roman" w:hAnsi="Times New Roman"/>
+          <w:i/>
+          <w:color w:val="FF0000"/>
+          <w:sz w:val="24"/>
+        </w:rPr>
+        <w:t>Вірні:</w:t>
+      </w:r>
+      <w:r>
+        <w:rPr>
+          <w:rFonts w:ascii="Times New Roman" w:hAnsi="Times New Roman"/>
+          <w:color w:val="FF0000"/>
+          <w:sz w:val="24"/>
+        </w:rPr>
+        <w:t xml:space="preserve"> </w:t>
+      </w:r>
+      <w:r>
+        <w:rPr>
+          <w:rFonts w:ascii="Times New Roman" w:hAnsi="Times New Roman"/>
+          <w:sz w:val="24"/>
+        </w:rPr>
+        <w:t>Господи, помилуй.</w:t>
+      </w:r>
+    </w:p>
+    <w:p>
+      <w:pPr>
+        <w:spacing w:after="120"/>
+        <w:jc w:val="both"/>
+      </w:pPr>
+      <w:r>
+        <w:rPr>
+          <w:rFonts w:ascii="Times New Roman" w:hAnsi="Times New Roman"/>
+          <w:sz w:val="24"/>
+        </w:rPr>
+        <w:t>Господи, Вседержителю, Боже отців наших, молимось тобі, вислухай і помилуй.</w:t>
+      </w:r>
+    </w:p>
+    <w:p>
+      <w:pPr>
+        <w:spacing w:after="120"/>
+        <w:jc w:val="both"/>
+      </w:pPr>
+      <w:r>
+        <w:rPr>
+          <w:rFonts w:ascii="Times New Roman" w:hAnsi="Times New Roman"/>
+          <w:i/>
+          <w:color w:val="FF0000"/>
+          <w:sz w:val="24"/>
+        </w:rPr>
+        <w:t>Вірні:</w:t>
+      </w:r>
+      <w:r>
+        <w:rPr>
+          <w:rFonts w:ascii="Times New Roman" w:hAnsi="Times New Roman"/>
+          <w:color w:val="FF0000"/>
+          <w:sz w:val="24"/>
+        </w:rPr>
+        <w:t xml:space="preserve"> </w:t>
+      </w:r>
+      <w:r>
+        <w:rPr>
+          <w:rFonts w:ascii="Times New Roman" w:hAnsi="Times New Roman"/>
+          <w:sz w:val="24"/>
+        </w:rPr>
+        <w:t>Господи, помилуй.</w:t>
+      </w:r>
+    </w:p>
+    <w:p>
+      <w:pPr>
+        <w:spacing w:after="120"/>
+      </w:pPr>
+      <w:r>
+        <w:rPr>
+          <w:rFonts w:ascii="Times New Roman" w:hAnsi="Times New Roman"/>
+          <w:sz w:val="24"/>
+        </w:rPr>
+        <w:t>Помилуй нас, Боже, з великої милості Твоєї, молимось Тобі, вислухай і помилуй.</w:t>
+      </w:r>
+    </w:p>
+    <w:p>
+      <w:pPr>
+        <w:spacing w:after="120"/>
+      </w:pPr>
+      <w:r>
+        <w:rPr>
+          <w:rFonts w:ascii="Times New Roman" w:hAnsi="Times New Roman"/>
+          <w:i/>
+          <w:color w:val="FF4400"/>
+          <w:sz w:val="24"/>
+        </w:rPr>
+        <w:t>Вірні:</w:t>
+      </w:r>
+      <w:r>
+        <w:rPr>
+          <w:rFonts w:ascii="Times New Roman" w:hAnsi="Times New Roman"/>
+          <w:sz w:val="24"/>
+        </w:rPr>
+        <w:t xml:space="preserve"> Го́споди, поми́луй. </w:t>
+      </w:r>
+      <w:r>
+        <w:rPr>
+          <w:rFonts w:ascii="Times New Roman" w:hAnsi="Times New Roman"/>
+          <w:i/>
+          <w:color w:val="FF4400"/>
+          <w:sz w:val="24"/>
+        </w:rPr>
+        <w:t>(3 р.)</w:t>
+      </w:r>
+    </w:p>
+    <w:p>
+      <w:pPr>
+        <w:spacing w:after="120"/>
+      </w:pPr>
+      <w:r>
+        <w:rPr>
+          <w:rFonts w:ascii="Times New Roman" w:hAnsi="Times New Roman"/>
+          <w:sz w:val="24"/>
+        </w:rPr>
+        <w:t xml:space="preserve">Ще молимось за святішого вселенського архиєрея Франциска, папу Римського, і за блаженнішого патріярха нашого Святослава, і за преосвященнішого архиєпископа і митрополита нашого кир </w:t>
+      </w:r>
+      <w:r>
+        <w:rPr>
+          <w:rFonts w:ascii="Times New Roman" w:hAnsi="Times New Roman"/>
+          <w:i/>
+          <w:color w:val="FF4400"/>
+          <w:sz w:val="24"/>
+        </w:rPr>
+        <w:t>ім’я</w:t>
+      </w:r>
+      <w:r>
+        <w:rPr>
+          <w:rFonts w:ascii="Times New Roman" w:hAnsi="Times New Roman"/>
+          <w:i/>
+          <w:sz w:val="24"/>
+        </w:rPr>
+        <w:t>,</w:t>
+      </w:r>
+      <w:r>
+        <w:rPr>
+          <w:rFonts w:ascii="Times New Roman" w:hAnsi="Times New Roman"/>
+          <w:sz w:val="24"/>
+        </w:rPr>
+        <w:t xml:space="preserve"> і за боголюбивого єпископа нашого кир </w:t>
+      </w:r>
+      <w:r>
+        <w:rPr>
+          <w:rFonts w:ascii="Times New Roman" w:hAnsi="Times New Roman"/>
+          <w:i/>
+          <w:color w:val="FF4400"/>
+          <w:sz w:val="24"/>
+        </w:rPr>
+        <w:t>ім’я</w:t>
+      </w:r>
+      <w:r>
+        <w:rPr>
+          <w:rFonts w:ascii="Times New Roman" w:hAnsi="Times New Roman"/>
+          <w:i/>
+          <w:sz w:val="24"/>
+        </w:rPr>
+        <w:t>,</w:t>
+      </w:r>
+      <w:r>
+        <w:rPr>
+          <w:rFonts w:ascii="Times New Roman" w:hAnsi="Times New Roman"/>
+          <w:sz w:val="24"/>
+        </w:rPr>
+        <w:t xml:space="preserve"> за тих, що служать і послужили у святім храмі цьому, і за отців наших духовних, і всіх у Христі братів і сестер наших.</w:t>
+      </w:r>
+    </w:p>
+    <w:p>
+      <w:pPr>
+        <w:spacing w:after="120"/>
+      </w:pPr>
+      <w:r>
+        <w:rPr>
+          <w:rFonts w:ascii="Times New Roman" w:hAnsi="Times New Roman"/>
+          <w:i/>
+          <w:color w:val="FF4400"/>
+          <w:sz w:val="24"/>
+        </w:rPr>
+        <w:t>Вірні:</w:t>
+      </w:r>
+      <w:r>
+        <w:rPr>
+          <w:rFonts w:ascii="Times New Roman" w:hAnsi="Times New Roman"/>
+          <w:sz w:val="24"/>
+        </w:rPr>
+        <w:t xml:space="preserve"> Го́споди, поми́луй. </w:t>
+      </w:r>
+      <w:r>
+        <w:rPr>
+          <w:rFonts w:ascii="Times New Roman" w:hAnsi="Times New Roman"/>
+          <w:i/>
+          <w:color w:val="FF4400"/>
+          <w:sz w:val="24"/>
+        </w:rPr>
+        <w:t>(3 р.)</w:t>
+      </w:r>
+    </w:p>
+    <w:p>
+      <w:pPr>
+        <w:spacing w:after="120"/>
+      </w:pPr>
+      <w:r>
+        <w:rPr>
+          <w:rFonts w:ascii="Times New Roman" w:hAnsi="Times New Roman"/>
+          <w:sz w:val="24"/>
+        </w:rPr>
+        <w:t>Ще молимось за Богом бережений народ наш, за правління і за все військо.</w:t>
+      </w:r>
+    </w:p>
+    <w:p>
+      <w:pPr>
+        <w:spacing w:after="120"/>
+      </w:pPr>
+      <w:r>
+        <w:rPr>
+          <w:rFonts w:ascii="Times New Roman" w:hAnsi="Times New Roman"/>
+          <w:i/>
+          <w:color w:val="FF4400"/>
+          <w:sz w:val="24"/>
+        </w:rPr>
+        <w:t>Вірні:</w:t>
+      </w:r>
+      <w:r>
+        <w:rPr>
+          <w:rFonts w:ascii="Times New Roman" w:hAnsi="Times New Roman"/>
+          <w:sz w:val="24"/>
+        </w:rPr>
+        <w:t xml:space="preserve"> Го́споди, поми́луй. </w:t>
+      </w:r>
+      <w:r>
+        <w:rPr>
+          <w:rFonts w:ascii="Times New Roman" w:hAnsi="Times New Roman"/>
+          <w:i/>
+          <w:color w:val="FF4400"/>
+          <w:sz w:val="24"/>
+        </w:rPr>
+        <w:t>(3 р.)</w:t>
+      </w:r>
+    </w:p>
+    <w:p>
+      <w:pPr>
+        <w:spacing w:after="120"/>
+      </w:pPr>
+      <w:r>
+        <w:rPr>
+          <w:rFonts w:ascii="Times New Roman" w:hAnsi="Times New Roman"/>
+          <w:sz w:val="24"/>
+        </w:rPr>
+        <w:t>Ще молимось за тут присутніх людей, що очікують від Тебе великої і багатої милости, за тих, що творять нам милостиню, і за всіх православних християн.</w:t>
+      </w:r>
+    </w:p>
+    <w:p>
+      <w:pPr>
+        <w:spacing w:after="120"/>
+      </w:pPr>
+      <w:r>
+        <w:rPr>
+          <w:rFonts w:ascii="Times New Roman" w:hAnsi="Times New Roman"/>
+          <w:i/>
+          <w:color w:val="FF4400"/>
+          <w:sz w:val="24"/>
+        </w:rPr>
+        <w:t>Вірні:</w:t>
+      </w:r>
+      <w:r>
+        <w:rPr>
+          <w:rFonts w:ascii="Times New Roman" w:hAnsi="Times New Roman"/>
+          <w:sz w:val="24"/>
+        </w:rPr>
+        <w:t xml:space="preserve"> Го́споди, поми́луй. </w:t>
+      </w:r>
+      <w:r>
+        <w:rPr>
+          <w:rFonts w:ascii="Times New Roman" w:hAnsi="Times New Roman"/>
+          <w:i/>
+          <w:color w:val="FF4400"/>
+          <w:sz w:val="24"/>
+        </w:rPr>
+        <w:t>(3 р.)</w:t>
+      </w:r>
+    </w:p>
+    <w:p>
+      <w:pPr>
+        <w:spacing w:after="120"/>
+        <w:jc w:val="both"/>
+      </w:pPr>
+      <w:r>
+        <w:rPr>
+          <w:rFonts w:ascii="Times New Roman" w:hAnsi="Times New Roman"/>
+          <w:sz w:val="24"/>
+          <w:u w:val="single"/>
+        </w:rPr>
+        <w:t>[</w:t>
+      </w:r>
+      <w:r>
+        <w:rPr>
+          <w:rFonts w:ascii="Times New Roman" w:hAnsi="Times New Roman"/>
+          <w:sz w:val="24"/>
+          <w:u w:val="single"/>
+        </w:rPr>
+        <w:t>Господи, Боже наш! Згадай нас грішних і недостойних слуг Твоїх, коли призиваємо святе ім'я Твоє, і не осороми нас, коли очікуємо милости Твоєї, але вислухай, Господи, усі наші спасенні прохання, і вчини нас достойними любити і боятися Тебе від усього серця нашого і творити в усьому волю Твою</w:t>
+      </w:r>
+      <w:r>
+        <w:rPr>
+          <w:rFonts w:ascii="Times New Roman" w:hAnsi="Times New Roman"/>
+          <w:sz w:val="24"/>
+          <w:u w:val="single"/>
+        </w:rPr>
+        <w:t>.]</w:t>
+      </w:r>
+    </w:p>
+    <w:p>
+      <w:pPr>
+        <w:spacing w:after="120"/>
+      </w:pPr>
+      <w:r>
+        <w:rPr>
+          <w:rFonts w:ascii="Times New Roman" w:hAnsi="Times New Roman"/>
+          <w:i/>
+          <w:color w:val="FF4400"/>
+          <w:sz w:val="24"/>
+        </w:rPr>
+        <w:t>Священник:</w:t>
+      </w:r>
+      <w:r>
+        <w:rPr>
+          <w:rFonts w:ascii="Times New Roman" w:hAnsi="Times New Roman"/>
+          <w:sz w:val="24"/>
+        </w:rPr>
+        <w:t xml:space="preserve"> Бо милостивий і людинолюбний Бог єси, і Тобі славу возсилаємо, Отцю, і Сину, і Святому Духові, нині, і повсякчас, і на віки віків.</w:t>
+      </w:r>
+    </w:p>
+    <w:p>
+      <w:pPr>
+        <w:spacing w:after="120"/>
+        <w:jc w:val="both"/>
+      </w:pPr>
+      <w:r>
+        <w:rPr>
+          <w:rFonts w:ascii="Times New Roman" w:hAnsi="Times New Roman"/>
+          <w:i/>
+          <w:color w:val="FF0000"/>
+          <w:sz w:val="24"/>
+        </w:rPr>
+        <w:t>Вірні:</w:t>
+      </w:r>
+      <w:r>
+        <w:rPr>
+          <w:rFonts w:ascii="Times New Roman" w:hAnsi="Times New Roman"/>
+          <w:sz w:val="24"/>
+        </w:rPr>
+        <w:t xml:space="preserve"> Амінь.</w:t>
+      </w:r>
+    </w:p>
+    <w:p>
+      <w:pPr>
+        <w:pStyle w:val="Heading3"/>
+        <w:spacing w:after="120"/>
+        <w:jc w:val="center"/>
+      </w:pPr>
+      <w:r>
+        <w:rPr>
+          <w:rFonts w:ascii="Times New Roman" w:hAnsi="Times New Roman"/>
+          <w:b/>
+          <w:i/>
+          <w:color w:val="FF0000"/>
+        </w:rPr>
         <w:t>Сподоби, Господи</w:t>
       </w:r>
     </w:p>
@@ -6565,6 +6956,7 @@
         <w:rPr>
           <w:rFonts w:ascii="Times New Roman" w:hAnsi="Times New Roman"/>
         </w:rPr>
+        <w:br w:type="page"/>
       </w:r>
     </w:p>
     <w:p>
@@ -8290,7 +8682,15 @@
           <w:color w:val="000000"/>
           <w:sz w:val="24"/>
         </w:rPr>
-        <w:t>, Господи, Боже наш, що підняв нас із постелі нашої і вклав в уста наші слово хвали, щоб поклонятися і призивати ім'я Твоє святе. Ми умоляємо Твоє милосердя, яке Ти завжди виявляв у нашому житті. Пошли поміч свою людям, що стоять перед лицем святої слави Твоєї і дожидають від Тебе багатої милости; і дай нам, що зо страхом і любов'ю завжди Тобі служимо, хвалити несказанну Твою доброту. Бо Тобі належить усяка слава, честь і поклоніння: Отцю, і Сину, і Святому Духові, нині і повсякчас, і на віки віків. Амінь.</w:t>
+        <w:t xml:space="preserve">, Господи, Боже наш, що підняв нас із постелі нашої і вклав в уста наші слово хвали, щоб поклонятися і призивати ім'я Твоє святе. Ми умоляємо Твоє милосердя, яке Ти завжди виявляв у нашому житті. Пошли поміч свою людям, що стоять перед лицем святої </w:t>
+      </w:r>
+      <w:r>
+        <w:rPr>
+          <w:rFonts w:ascii="Times New Roman" w:hAnsi="Times New Roman"/>
+          <w:color w:val="000000"/>
+          <w:sz w:val="24"/>
+        </w:rPr>
+        <w:t>слави Твоєї і дожидають від Тебе багатої милости; і дай нам, що зо страхом і любов'ю завжди Тобі служимо, хвалити несказанну Твою доброту. Бо Тобі належить усяка слава, честь і поклоніння: Отцю, і Сину, і Святому Духові, нині і повсякчас, і на віки віків. Амінь.</w:t>
       </w:r>
     </w:p>
     <w:p>
@@ -8334,7 +8734,21 @@
           <w:color w:val="000000"/>
           <w:sz w:val="24"/>
         </w:rPr>
-        <w:t xml:space="preserve"> Від ночі лине дух наш до Тебе, Боже, бо світлом є повеління Твої. Навчи нас, Боже, правди Твоєї, заповідей Твоїх і виправдань Твоїх. Просвіти наші духовні очі, щоб ми не заснули в гріхах на смерть. Віджени всяку мряку від сердець наших, даруй нам сонце правди і охорони життя наше знаменням і печаттю Святого Твого Духа. Направ стопи наші на шлях мирний, </w:t>
+        <w:t xml:space="preserve"> Від ночі лине дух наш до Тебе, Боже, бо світлом є повеління Твої. Навчи нас, Боже, правди Твоєї, заповідей Твоїх і виправдань Твоїх. Просвіти наші духовні очі, щоб ми не заснули в гріхах на смерть. Віджени всяку мряку від сердець наших, даруй нам сонце правди і охорони життя наше знаменням і печаттю Святого Твого Духа. Направ стопи наші на шлях мирний, дай нам бачити ранішній день у радості, щоб ми Тобі засилали ранішні молитви, бо Твоє є володіння і Твоє є царство і сила, і слава Отця, і Сина, і Святого Духа, нині і повсякчас, і на віки віків. Амінь.</w:t>
+      </w:r>
+    </w:p>
+    <w:p>
+      <w:pPr>
+        <w:spacing w:after="120"/>
+        <w:jc w:val="both"/>
+      </w:pPr>
+      <w:r>
+        <w:rPr>
+          <w:rFonts w:ascii="Times New Roman" w:hAnsi="Times New Roman"/>
+          <w:color w:val="FF0000"/>
+          <w:sz w:val="24"/>
+        </w:rPr>
+        <w:t>4.</w:t>
       </w:r>
       <w:r>
         <w:rPr>
@@ -8342,7 +8756,52 @@
           <w:color w:val="000000"/>
           <w:sz w:val="24"/>
         </w:rPr>
-        <w:t>дай нам бачити ранішній день у радості, щоб ми Тобі засилали ранішні молитви, бо Твоє є володіння і Твоє є царство і сила, і слава Отця, і Сина, і Святого Духа, нині і повсякчас, і на віки віків. Амінь.</w:t>
+        <w:t xml:space="preserve"> Владико, Боже святий і неосяжний, що казав із темряви світлові засіяти, що заспокоїв нас у нічному сні й підвів до величання і моління Твоєї доброти! Ти, що даєш себе умолити задля свого милосердя, прийми і нині нас, що поклоняємося Тобі й по силі </w:t>
+      </w:r>
+      <w:r>
+        <w:rPr>
+          <w:rFonts w:ascii="Times New Roman" w:hAnsi="Times New Roman"/>
+          <w:sz w:val="24"/>
+        </w:rPr>
+        <w:t xml:space="preserve">благодаримо </w:t>
+      </w:r>
+      <w:r>
+        <w:rPr>
+          <w:rFonts w:ascii="Times New Roman" w:hAnsi="Times New Roman"/>
+          <w:color w:val="000000"/>
+          <w:sz w:val="24"/>
+        </w:rPr>
+        <w:t>Т</w:t>
+      </w:r>
+      <w:r>
+        <w:rPr>
+          <w:rFonts w:ascii="Times New Roman" w:hAnsi="Times New Roman"/>
+          <w:sz w:val="24"/>
+        </w:rPr>
+        <w:t>ебе</w:t>
+      </w:r>
+      <w:r>
+        <w:rPr>
+          <w:rFonts w:ascii="Times New Roman" w:hAnsi="Times New Roman"/>
+          <w:color w:val="000000"/>
+          <w:sz w:val="24"/>
+        </w:rPr>
+        <w:t xml:space="preserve">; і даруй нам те, чого просимо задля спасіння. Вчини нас синами світла і дня та спадкоємцями вічних Твоїх </w:t>
+      </w:r>
+      <w:r>
+        <w:rPr>
+          <w:rFonts w:ascii="Times New Roman" w:hAnsi="Times New Roman"/>
+          <w:sz w:val="24"/>
+        </w:rPr>
+        <w:t>благ</w:t>
+      </w:r>
+      <w:r>
+        <w:rPr>
+          <w:rFonts w:ascii="Times New Roman" w:hAnsi="Times New Roman"/>
+          <w:color w:val="000000"/>
+          <w:sz w:val="24"/>
+        </w:rPr>
+        <w:t>. Пом'яни, Господи, за багатством ласк Твоїх усіх людей, що є і моляться з нами, і всю братію нашу на землі й на морі, і на всякому місці володіння Твого, що потребують Твоєї любови й помочі. Усім вияви велику Твою милість, щоб спасенні, як душею так і тілом, завжди перебували й відважно славили чудне й благословенне ім'я Твоє, бо Ти Бог милости і ласк, і любови, і Тобі славу возсилаємо: Отцю, і Сину, і Святому Духові, нині і повсякчас, і на віки віків. Амінь.</w:t>
       </w:r>
     </w:p>
     <w:p>
@@ -8356,7 +8815,7 @@
           <w:color w:val="FF0000"/>
           <w:sz w:val="24"/>
         </w:rPr>
-        <w:t>4.</w:t>
+        <w:t>5.</w:t>
       </w:r>
       <w:r>
         <w:rPr>
@@ -8364,14 +8823,14 @@
           <w:color w:val="000000"/>
           <w:sz w:val="24"/>
         </w:rPr>
-        <w:t xml:space="preserve"> Владико, Боже святий і неосяжний, що казав із темряви світлові засіяти, що заспокоїв нас у нічному сні й підвів до величання і моління Твоєї доброти! Ти, що даєш себе умолити задля свого милосердя, прийми і нині нас, що поклоняємося Тобі й по силі </w:t>
-      </w:r>
-      <w:r>
-        <w:rPr>
-          <w:rFonts w:ascii="Times New Roman" w:hAnsi="Times New Roman"/>
-          <w:sz w:val="24"/>
-        </w:rPr>
-        <w:t xml:space="preserve">благодаримо </w:t>
+        <w:t xml:space="preserve"> Скарб</w:t>
+      </w:r>
+      <w:r>
+        <w:rPr>
+          <w:rFonts w:ascii="Times New Roman" w:hAnsi="Times New Roman"/>
+          <w:sz w:val="24"/>
+        </w:rPr>
+        <w:t>нице</w:t>
       </w:r>
       <w:r>
         <w:rPr>
@@ -8379,14 +8838,14 @@
           <w:color w:val="000000"/>
           <w:sz w:val="24"/>
         </w:rPr>
-        <w:t>Т</w:t>
-      </w:r>
-      <w:r>
-        <w:rPr>
-          <w:rFonts w:ascii="Times New Roman" w:hAnsi="Times New Roman"/>
-          <w:sz w:val="24"/>
-        </w:rPr>
-        <w:t>ебе</w:t>
+        <w:t xml:space="preserve"> </w:t>
+      </w:r>
+      <w:r>
+        <w:rPr>
+          <w:rFonts w:ascii="Times New Roman" w:hAnsi="Times New Roman"/>
+          <w:sz w:val="24"/>
+        </w:rPr>
+        <w:t>благ</w:t>
       </w:r>
       <w:r>
         <w:rPr>
@@ -8394,14 +8853,28 @@
           <w:color w:val="000000"/>
           <w:sz w:val="24"/>
         </w:rPr>
-        <w:t xml:space="preserve">; і даруй нам те, чого просимо задля спасіння. Вчини нас синами світла і дня та спадкоємцями вічних Твоїх </w:t>
-      </w:r>
-      <w:r>
-        <w:rPr>
-          <w:rFonts w:ascii="Times New Roman" w:hAnsi="Times New Roman"/>
-          <w:sz w:val="24"/>
-        </w:rPr>
-        <w:t>благ</w:t>
+        <w:t>, джерело невисихаюче, Отче святий, чудотворче всесильний і вседержителю! Усі Тобі поклоняємося і Тобі молимося та Твої милості і Твої ласки призиваємо на поміч і на заступництво нашій смиренності. Пом'яни, Господи, слуг Твоїх, прийми від усіх нас ранішні моління, як кадило перед Тобою; ні одного з нас не вчини нездатним, але всіх нас зберігай ласками Твоїми. Пом'яни, Господи, тих, що чувають і співають на славу Твою і єдинородного Твого Сина і Бога нашого, і Святого Твого Духа. Будь їм помічником і заступником; прийми їх молитви на наднебесний і духовний Твій жертовник, бо Ти Бог наш, і Тобі славу возсилаємо: Отцю, і Сину, і Святому Духові, нині і повсякчас, і на віки віків. Амінь.</w:t>
+      </w:r>
+    </w:p>
+    <w:p>
+      <w:pPr>
+        <w:spacing w:after="120"/>
+        <w:jc w:val="both"/>
+      </w:pPr>
+      <w:r>
+        <w:rPr>
+          <w:rFonts w:ascii="Times New Roman" w:hAnsi="Times New Roman"/>
+          <w:color w:val="FF0000"/>
+          <w:sz w:val="24"/>
+        </w:rPr>
+        <w:t xml:space="preserve">6. </w:t>
+      </w:r>
+      <w:r>
+        <w:rPr>
+          <w:rFonts w:ascii="Times New Roman" w:hAnsi="Times New Roman"/>
+          <w:sz w:val="24"/>
+        </w:rPr>
+        <w:t>Благодаримо</w:t>
       </w:r>
       <w:r>
         <w:rPr>
@@ -8409,7 +8882,37 @@
           <w:color w:val="000000"/>
           <w:sz w:val="24"/>
         </w:rPr>
-        <w:t>. Пом'яни, Господи, за багатством ласк Твоїх усіх людей, що є і моляться з нами, і всю братію нашу на землі й на морі, і на всякому місці володіння Твого, що потребують Твоєї любови й помочі. Усім вияви велику Твою милість, щоб спасенні, як душею так і тілом, завжди перебували й відважно славили чудне й благословенне ім'я Твоє, бо Ти Бог милости і ласк, і любови, і Тобі славу возсилаємо: Отцю, і Сину, і Святому Духові, нині і повсякчас, і на віки віків. Амінь.</w:t>
+        <w:t xml:space="preserve"> Т</w:t>
+      </w:r>
+      <w:r>
+        <w:rPr>
+          <w:rFonts w:ascii="Times New Roman" w:hAnsi="Times New Roman"/>
+          <w:sz w:val="24"/>
+        </w:rPr>
+        <w:t>е</w:t>
+      </w:r>
+      <w:r>
+        <w:rPr>
+          <w:rFonts w:ascii="Times New Roman" w:hAnsi="Times New Roman"/>
+          <w:color w:val="000000"/>
+          <w:sz w:val="24"/>
+        </w:rPr>
+        <w:t>б</w:t>
+      </w:r>
+      <w:r>
+        <w:rPr>
+          <w:rFonts w:ascii="Times New Roman" w:hAnsi="Times New Roman"/>
+          <w:sz w:val="24"/>
+        </w:rPr>
+        <w:t>е</w:t>
+      </w:r>
+      <w:r>
+        <w:rPr>
+          <w:rFonts w:ascii="Times New Roman" w:hAnsi="Times New Roman"/>
+          <w:color w:val="000000"/>
+          <w:sz w:val="24"/>
+        </w:rPr>
+        <w:t>, Господи, Боже спасіння нашого, бо Ти все робиш для добра життя нашого, щоб ми завжди на Тебе споглядали, Спасителю й Доброчинцю душ наших. Бо Ти дав спокій нам у час минулої ночі й підвів нас, щоб ми поклонялися величному імені Твоєму. Тому молимо Тебе, Господи: Дай нам ласку й силу, щоб ми стали гідними співати Тобі розумно й молитися безупинно та в страсі і тремтінні над нашим спасінням працювали, при заступництві Христа Твого. Пом'яни, Господи, і тих, що вночі до Тебе кличуть. Вислухай їх і помилуй, і круши під ноги їх невидимих і войовничих ворогів. Бо Ти Цар миру і Спас душ наших, і Тобі славу возсилаємо: Отцю і Сину, і Святому Духові, нині і повсякчас, і на віки віків. Амінь.</w:t>
       </w:r>
     </w:p>
     <w:p>
@@ -8423,7 +8926,7 @@
           <w:color w:val="FF0000"/>
           <w:sz w:val="24"/>
         </w:rPr>
-        <w:t>5.</w:t>
+        <w:t>7.</w:t>
       </w:r>
       <w:r>
         <w:rPr>
@@ -8431,14 +8934,7 @@
           <w:color w:val="000000"/>
           <w:sz w:val="24"/>
         </w:rPr>
-        <w:t xml:space="preserve"> Скарб</w:t>
-      </w:r>
-      <w:r>
-        <w:rPr>
-          <w:rFonts w:ascii="Times New Roman" w:hAnsi="Times New Roman"/>
-          <w:sz w:val="24"/>
-        </w:rPr>
-        <w:t>нице</w:t>
+        <w:t xml:space="preserve"> Боже й Отче Господа нашого Ісуса Христа! Ти підніс нас з постелі нашої і зібрав на годину молитви. Дай нам ласку відкрити уста наші і прийми наші подяки, що в наших силах, і навчи нас установ Твоїх. Бо молитися як слід не вміємо, якщо Ти, Господи, святим Твоїм Духом не навчиш нас. Тому молимося Тобі: Даруй і прости, якщо ми згрішили аж до теперішньої години </w:t>
       </w:r>
       <w:r>
         <w:rPr>
@@ -8446,14 +8942,21 @@
           <w:color w:val="000000"/>
           <w:sz w:val="24"/>
         </w:rPr>
-        <w:t xml:space="preserve"> </w:t>
-      </w:r>
-      <w:r>
-        <w:rPr>
-          <w:rFonts w:ascii="Times New Roman" w:hAnsi="Times New Roman"/>
-          <w:sz w:val="24"/>
-        </w:rPr>
-        <w:t>благ</w:t>
+        <w:t>словом або ділом, або думкою, добровільно або недобровільно. Бо коли на провини будеш дивитися, Господи, Господи, то хто встоїться, бо в Тебе є прощення. Ти один святий, допоміжник сильний, захисник життя нашого, і Тебе ми завжди оспівуватимемо. Нехай буде сила Царства Твого завжди благословенна і вельми прославлювана: Отця, і Сина, і Святого Духа, нині і повсякчас, і на віки віків. Амінь.</w:t>
+      </w:r>
+    </w:p>
+    <w:p>
+      <w:pPr>
+        <w:spacing w:after="120"/>
+        <w:jc w:val="both"/>
+      </w:pPr>
+      <w:r>
+        <w:rPr>
+          <w:rFonts w:ascii="Times New Roman" w:hAnsi="Times New Roman"/>
+          <w:color w:val="FF0000"/>
+          <w:sz w:val="24"/>
+        </w:rPr>
+        <w:t xml:space="preserve">8. </w:t>
       </w:r>
       <w:r>
         <w:rPr>
@@ -8461,7 +8964,7 @@
           <w:color w:val="000000"/>
           <w:sz w:val="24"/>
         </w:rPr>
-        <w:t>, джерело невисихаюче, Отче святий, чудотворче всесильний і вседержителю! Усі Тобі поклоняємося і Тобі молимося та Твої милості і Твої ласки призиваємо на поміч і на заступництво нашій смиренності. Пом'яни, Господи, слуг Твоїх, прийми від усіх нас ранішні моління, як кадило перед Тобою; ні одного з нас не вчини нездатним, але всіх нас зберігай ласками Твоїми. Пом'яни, Господи, тих, що чувають і співають на славу Твою і єдинородного Твого Сина і Бога нашого, і Святого Твого Духа. Будь їм помічником і заступником; прийми їх молитви на наднебесний і духовний Твій жертовник, бо Ти Бог наш, і Тобі славу возсилаємо: Отцю, і Сину, і Святому Духові, нині і повсякчас, і на віки віків. Амінь.</w:t>
+        <w:t>Господи, Боже наш, що сонну неміч забрав від нас і покликав нас візванням святим, щоб і вночі підносити руки наші і прославляти Тебе за справедливі Твої присуди. Прийми благання наші, моління, визнавання, нічні служби і даруй нам, Боже, віру бездоганну, надію впевнену, любов нелицемірну. Благослови наші входи й виходи, вчинки, слова, діла й думки; і дай нам дочекатися початку дня, нам, що хвалять й оспівують, і благословлять добрість Твоєї несказанної сили, щоб було благословенне Твоє пресвяте ім'я і прославлене Твоє царство: Отця, і Сина, і Святого Духа, нині і повсякчас, і на віки віків. Амінь.</w:t>
       </w:r>
     </w:p>
     <w:p>
@@ -8475,14 +8978,7 @@
           <w:color w:val="FF0000"/>
           <w:sz w:val="24"/>
         </w:rPr>
-        <w:t xml:space="preserve">6. </w:t>
-      </w:r>
-      <w:r>
-        <w:rPr>
-          <w:rFonts w:ascii="Times New Roman" w:hAnsi="Times New Roman"/>
-          <w:sz w:val="24"/>
-        </w:rPr>
-        <w:t>Благодаримо</w:t>
+        <w:t>9.</w:t>
       </w:r>
       <w:r>
         <w:rPr>
@@ -8490,111 +8986,7 @@
           <w:color w:val="000000"/>
           <w:sz w:val="24"/>
         </w:rPr>
-        <w:t xml:space="preserve"> Т</w:t>
-      </w:r>
-      <w:r>
-        <w:rPr>
-          <w:rFonts w:ascii="Times New Roman" w:hAnsi="Times New Roman"/>
-          <w:sz w:val="24"/>
-        </w:rPr>
-        <w:t>е</w:t>
-      </w:r>
-      <w:r>
-        <w:rPr>
-          <w:rFonts w:ascii="Times New Roman" w:hAnsi="Times New Roman"/>
-          <w:color w:val="000000"/>
-          <w:sz w:val="24"/>
-        </w:rPr>
-        <w:t>б</w:t>
-      </w:r>
-      <w:r>
-        <w:rPr>
-          <w:rFonts w:ascii="Times New Roman" w:hAnsi="Times New Roman"/>
-          <w:sz w:val="24"/>
-        </w:rPr>
-        <w:t>е</w:t>
-      </w:r>
-      <w:r>
-        <w:rPr>
-          <w:rFonts w:ascii="Times New Roman" w:hAnsi="Times New Roman"/>
-          <w:color w:val="000000"/>
-          <w:sz w:val="24"/>
-        </w:rPr>
-        <w:t>, Господи, Боже спасіння нашого, бо Ти все робиш для добра життя нашого, щоб ми завжди на Тебе споглядали, Спасителю й Доброчинцю душ наших. Бо Ти дав спокій нам у час минулої ночі й підвів нас, щоб ми поклонялися величному імені Твоєму. Тому молимо Тебе, Господи: Дай нам ласку й силу, щоб ми стали гідними співати Тобі розумно й молитися безупинно та в страсі і тремтінні над нашим спасінням працювали, при заступництві Христа Твого. Пом'яни, Господи, і тих, що вночі до Тебе кличуть. Вислухай їх і помилуй, і круши під ноги їх невидимих і войовничих ворогів. Бо Ти Цар миру і Спас душ наших, і Тобі славу возсилаємо: Отцю і Сину, і Святому Духові, нині і повсякчас, і на віки віків. Амінь.</w:t>
-      </w:r>
-    </w:p>
-    <w:p>
-      <w:pPr>
-        <w:spacing w:after="120"/>
-        <w:jc w:val="both"/>
-      </w:pPr>
-      <w:r>
-        <w:rPr>
-          <w:rFonts w:ascii="Times New Roman" w:hAnsi="Times New Roman"/>
-          <w:color w:val="FF0000"/>
-          <w:sz w:val="24"/>
-        </w:rPr>
-        <w:t>7.</w:t>
-      </w:r>
-      <w:r>
-        <w:rPr>
-          <w:rFonts w:ascii="Times New Roman" w:hAnsi="Times New Roman"/>
-          <w:color w:val="000000"/>
-          <w:sz w:val="24"/>
-        </w:rPr>
-        <w:t xml:space="preserve"> Боже й Отче Господа нашого Ісуса Христа! Ти підніс нас з постелі нашої і зібрав на годину молитви. Дай нам ласку відкрити уста наші і прийми наші подяки, що в наших силах, і навчи нас установ Твоїх. Бо молитися як слід не вміємо, якщо Ти, Господи, святим Твоїм Духом не навчиш нас. Тому молимося Тобі: Даруй і прости, якщо ми згрішили аж до теперішньої години словом або ділом, або думкою, добровільно або недобровільно. Бо коли на провини будеш дивитися, Господи, Господи, то хто встоїться, бо в Тебе є прощення. Ти один святий, допоміжник сильний, захисник життя нашого, і Тебе ми завжди оспівуватимемо. Нехай буде сила Царства Твого завжди благословенна і вельми прославлювана: Отця, і Сина, і Святого Духа, нині і повсякчас, і на віки віків. Амінь.</w:t>
-      </w:r>
-    </w:p>
-    <w:p>
-      <w:pPr>
-        <w:spacing w:after="120"/>
-        <w:jc w:val="both"/>
-      </w:pPr>
-      <w:r>
-        <w:rPr>
-          <w:rFonts w:ascii="Times New Roman" w:hAnsi="Times New Roman"/>
-          <w:color w:val="FF0000"/>
-          <w:sz w:val="24"/>
-        </w:rPr>
-        <w:t xml:space="preserve">8. </w:t>
-      </w:r>
-      <w:r>
-        <w:rPr>
-          <w:rFonts w:ascii="Times New Roman" w:hAnsi="Times New Roman"/>
-          <w:color w:val="000000"/>
-          <w:sz w:val="24"/>
-        </w:rPr>
-        <w:t>Господи, Боже наш, що сонну неміч забрав від нас і покликав нас візванням святим, щоб і вночі підносити руки наші і прославляти Тебе за справедливі Твої присуди. Прийми благання наші, моління, визнавання, нічні служби і даруй нам, Боже, віру бездоганну, надію впевнену, любов нелицемірну. Благослови наші входи й виходи, вчинки, слова, діла й думки; і дай нам дочекатися початку дня, нам, що хвалять й оспівують, і благословлять добрість Твоєї несказанної сили, щоб було благословенне Твоє пресвяте ім'я і прославлене Твоє царство: Отця, і Сина, і Святого Духа, нині і повсякчас, і на віки віків. Амінь.</w:t>
-      </w:r>
-    </w:p>
-    <w:p>
-      <w:pPr>
-        <w:spacing w:after="120"/>
-        <w:jc w:val="both"/>
-      </w:pPr>
-      <w:r>
-        <w:rPr>
-          <w:rFonts w:ascii="Times New Roman" w:hAnsi="Times New Roman"/>
-          <w:color w:val="FF0000"/>
-          <w:sz w:val="24"/>
-        </w:rPr>
-        <w:t>9.</w:t>
-      </w:r>
-      <w:r>
-        <w:rPr>
-          <w:rFonts w:ascii="Times New Roman" w:hAnsi="Times New Roman"/>
-          <w:color w:val="000000"/>
-          <w:sz w:val="24"/>
-        </w:rPr>
-        <w:t xml:space="preserve"> Господи, Боже наш! Ти за покаяння дарував людям відпущення, нам же, як образ пізнання і визнання гріхів, показав покаяння і прощення пророка Давида. Тож, Владико, помилуй з </w:t>
-      </w:r>
-      <w:r>
-        <w:rPr>
-          <w:rFonts w:ascii="Times New Roman" w:hAnsi="Times New Roman"/>
-          <w:color w:val="000000"/>
-          <w:sz w:val="24"/>
-        </w:rPr>
-        <w:t>великої милости Твоєї нас, що в чимало великих гріхів впали, і по багатстві ласк Твоїх очисти беззаконня наші, бо перед Тобою згрішили ми, Господи, що невідомі й таємні речі серця людського знаєш, і єдиний Ти маєш владу прощати гріхи. Серце ж чисте вчини в нас і Духом владичним утверди нас, і радість спасіння Твого яви нам. Не відкинь нас від лиця Твого, але дозволь, як благий і людинолюбний, аж до останнього нашого віддиху появляти Тобі жертву справедливости й приноси на святих Твоїх жертовниках, милістю і ласками і людинолюб'ям єдинородного Сина Твого, з яким Ти є благословенний з пресвятим, добрим і животворчим Твоїм Духом, нині й повсякчас, і на віки віків. Амінь.</w:t>
+        <w:t xml:space="preserve"> Господи, Боже наш! Ти за покаяння дарував людям відпущення, нам же, як образ пізнання і визнання гріхів, показав покаяння і прощення пророка Давида. Тож, Владико, помилуй з великої милости Твоєї нас, що в чимало великих гріхів впали, і по багатстві ласк Твоїх очисти беззаконня наші, бо перед Тобою згрішили ми, Господи, що невідомі й таємні речі серця людського знаєш, і єдиний Ти маєш владу прощати гріхи. Серце ж чисте вчини в нас і Духом владичним утверди нас, і радість спасіння Твого яви нам. Не відкинь нас від лиця Твого, але дозволь, як благий і людинолюбний, аж до останнього нашого віддиху появляти Тобі жертву справедливости й приноси на святих Твоїх жертовниках, милістю і ласками і людинолюб'ям єдинородного Сина Твого, з яким Ти є благословенний з пресвятим, добрим і животворчим Твоїм Духом, нині й повсякчас, і на віки віків. Амінь.</w:t>
       </w:r>
     </w:p>
     <w:p>
@@ -12204,7 +12596,14 @@
           <w:rFonts w:ascii="Times New Roman" w:hAnsi="Times New Roman"/>
           <w:sz w:val="24"/>
         </w:rPr>
-        <w:t xml:space="preserve">Спаси́, Бо́же, наро́д Твій і благослови́ спадкоє́мство Твоє́, навідай світ Твій ми́лістю і щедро́тами, вознеси́ ріг христия́н правосла́вних і зішли́ на нас бага́ті Твої ми́лості: моли́твами всепречи́стої Влади́чиці на́шої Богоро́диці і Приснодіви Марії, си́лою чесно́го і животворя́щого Хреста́, засту́пництвом чесни́х Небе́сних Сил безплотних, чесно́го, сла́вного проро́ка, Предте́чі і Хрести́теля Йоа́на, святи́х сла́вних і всехва́льних Апо́столів; святи́х отців на́ших і вселе́нських вели́ких учителів і святи́телів Васи́лія Вели́кого, Григо́рія Богосло́ва та Йоа́на Золотоу́стого; Атана́сія і Кири́ла; свято́го отця́ на́шого Микола́я, архиєпи́скопа Мир Лікійських, чудотво́рця; святи́х рівноапо́стольних Кири́ла і Мето́дія, учителів слов’я́нських; свято́го благовірного і рівноапо́стольного вели́кого кня́зя Володи́мира і блаже́нної вели́кої княги́ні Ольги; свято́го священному́ченика Йосафа́та; святи́х сла́вних і добропобідних му́чеників; блаже́нних новому́чеників та ісповідників українських; преподо́бних і богоно́сних отців на́ших Антонія і Теодо́сія Пече́рських та інших преподо́бних і богоно́сних отців на́ших; святи́х і пра́ведних богоотців Йоаки́ма і Анни; і свято́го </w:t>
+        <w:t xml:space="preserve">Спаси́, Бо́же, наро́д Твій і благослови́ спадкоє́мство Твоє́, навідай світ Твій ми́лістю і щедро́тами, вознеси́ ріг христия́н правосла́вних і зішли́ на нас бага́ті Твої ми́лості: моли́твами всепречи́стої Влади́чиці на́шої Богоро́диці і Приснодіви Марії, си́лою чесно́го і животворя́щого Хреста́, засту́пництвом чесни́х Небе́сних Сил безплотних, чесно́го, сла́вного проро́ка, Предте́чі і Хрести́теля Йоа́на, святи́х сла́вних і всехва́льних Апо́столів; святи́х отців на́ших і вселе́нських вели́ких учителів і святи́телів Васи́лія Вели́кого, Григо́рія Богосло́ва та Йоа́на Золотоу́стого; Атана́сія і Кири́ла; свято́го отця́ на́шого Микола́я, архиєпи́скопа Мир </w:t>
+      </w:r>
+      <w:r>
+        <w:rPr>
+          <w:rFonts w:ascii="Times New Roman" w:hAnsi="Times New Roman"/>
+          <w:sz w:val="24"/>
+        </w:rPr>
+        <w:t xml:space="preserve">Лікійських, чудотво́рця; святи́х рівноапо́стольних Кири́ла і Мето́дія, учителів слов’я́нських; свято́го благовірного і рівноапо́стольного вели́кого кня́зя Володи́мира і блаже́нної вели́кої княги́ні Ольги; свято́го священному́ченика Йосафа́та; святи́х сла́вних і добропобідних му́чеників; блаже́нних новому́чеників та ісповідників українських; преподо́бних і богоно́сних отців на́ших Антонія і Теодо́сія Пече́рських та інших преподо́бних і богоно́сних отців на́ших; святи́х і пра́ведних богоотців Йоаки́ма і Анни; і свято́го </w:t>
       </w:r>
       <w:r>
         <w:rPr>
@@ -12289,15 +12688,7 @@
           <w:sz w:val="24"/>
           <w:u w:val="single"/>
         </w:rPr>
-        <w:t xml:space="preserve">[Господи, Боже наш! Ти за покаяння дарував людям відпущення, нам же, як образ пізнання і визнання гріхів, показав покаяння і прощення пророка Давида. Тож, Владико, помилуй з великої милости Твоєї нас, що в чимало великих гріхів впали, і по багатстві ласк Твоїх очисти беззаконня наші, бо перед Тобою згрішили ми, Господи, що невідомі й таємні речі серця людського знаєш, і єдиний Ти маєш владу прощати гріхи. Серце ж чисте вчини в нас і Духом </w:t>
-      </w:r>
-      <w:r>
-        <w:rPr>
-          <w:rFonts w:ascii="Times New Roman" w:hAnsi="Times New Roman"/>
-          <w:sz w:val="24"/>
-          <w:u w:val="single"/>
-        </w:rPr>
-        <w:t>владичним утверди нас, і радість спасіння Твого яви нам. Не відкинь нас від лиця Твого, але дозволь, як благий і людинолюбний, аж до останнього нашого віддиху появляти Тобі жертву справедливости й приноси на святих Твоїх жертовниках.]</w:t>
+        <w:t>[Господи, Боже наш! Ти за покаяння дарував людям відпущення, нам же, як образ пізнання і визнання гріхів, показав покаяння і прощення пророка Давида. Тож, Владико, помилуй з великої милости Твоєї нас, що в чимало великих гріхів впали, і по багатстві ласк Твоїх очисти беззаконня наші, бо перед Тобою згрішили ми, Господи, що невідомі й таємні речі серця людського знаєш, і єдиний Ти маєш владу прощати гріхи. Серце ж чисте вчини в нас і Духом владичним утверди нас, і радість спасіння Твого яви нам. Не відкинь нас від лиця Твого, але дозволь, як благий і людинолюбний, аж до останнього нашого віддиху появляти Тобі жертву справедливости й приноси на святих Твоїх жертовниках.]</w:t>
       </w:r>
     </w:p>
     <w:p>

--- a/flow/20230914_vu_template/01-Октоїх-new/Глас_6/6-НД-.docx
+++ b/flow/20230914_vu_template/01-Октоїх-new/Глас_6/6-НД-.docx
@@ -4937,6 +4937,12 @@
     </w:p>
     <w:p>
       <w:pPr>
+        <w:spacing w:after="120"/>
+        <w:jc w:val="both"/>
+      </w:pPr>
+    </w:p>
+    <w:p>
+      <w:pPr>
         <w:pStyle w:val="Heading3"/>
         <w:spacing w:after="120"/>
         <w:jc w:val="center"/>
@@ -8682,7 +8688,21 @@
           <w:color w:val="000000"/>
           <w:sz w:val="24"/>
         </w:rPr>
-        <w:t xml:space="preserve">, Господи, Боже наш, що підняв нас із постелі нашої і вклав в уста наші слово хвали, щоб поклонятися і призивати ім'я Твоє святе. Ми умоляємо Твоє милосердя, яке Ти завжди виявляв у нашому житті. Пошли поміч свою людям, що стоять перед лицем святої </w:t>
+        <w:t>, Господи, Боже наш, що підняв нас із постелі нашої і вклав в уста наші слово хвали, щоб поклонятися і призивати ім'я Твоє святе. Ми умоляємо Твоє милосердя, яке Ти завжди виявляв у нашому житті. Пошли поміч свою людям, що стоять перед лицем святої слави Твоєї і дожидають від Тебе багатої милости; і дай нам, що зо страхом і любов'ю завжди Тобі служимо, хвалити несказанну Твою доброту. Бо Тобі належить усяка слава, честь і поклоніння: Отцю, і Сину, і Святому Духові, нині і повсякчас, і на віки віків. Амінь.</w:t>
+      </w:r>
+    </w:p>
+    <w:p>
+      <w:pPr>
+        <w:spacing w:after="120"/>
+        <w:jc w:val="both"/>
+      </w:pPr>
+      <w:r>
+        <w:rPr>
+          <w:rFonts w:ascii="Times New Roman" w:hAnsi="Times New Roman"/>
+          <w:color w:val="FF0000"/>
+          <w:sz w:val="24"/>
+        </w:rPr>
+        <w:t xml:space="preserve">2. </w:t>
       </w:r>
       <w:r>
         <w:rPr>
@@ -8690,7 +8710,7 @@
           <w:color w:val="000000"/>
           <w:sz w:val="24"/>
         </w:rPr>
-        <w:t>слави Твоєї і дожидають від Тебе багатої милости; і дай нам, що зо страхом і любов'ю завжди Тобі служимо, хвалити несказанну Твою доброту. Бо Тобі належить усяка слава, честь і поклоніння: Отцю, і Сину, і Святому Духові, нині і повсякчас, і на віки віків. Амінь.</w:t>
+        <w:t>Від ночі лине дух наш до Тебе, Боже, бо світлом є повеління Твої на землі. Навчи нас у страсі Твоєму виконувати правду й добро, бо Тебе славимо як правдивого Бога нашого. Прихили вухо своє і вислухай нас, і пом'яни, Господи, тих, що є та що моляться з нами, всіх по імені, і спаси їх силою Твоєю. Благослови людей Твоїх і освяти спадкоємство Твоє: мир світові Твоєму даруй, церквам Твоїм, Священникам, владі, і всім людям. Хай благословиться і прославляється всечесне і величне ім'я Твоє, Отця, і Сина, і Святого Духа, нині і повсякчас, і на віки віків. Амінь.</w:t>
       </w:r>
     </w:p>
     <w:p>
@@ -8704,7 +8724,7 @@
           <w:color w:val="FF0000"/>
           <w:sz w:val="24"/>
         </w:rPr>
-        <w:t xml:space="preserve">2. </w:t>
+        <w:t>3.</w:t>
       </w:r>
       <w:r>
         <w:rPr>
@@ -8712,7 +8732,7 @@
           <w:color w:val="000000"/>
           <w:sz w:val="24"/>
         </w:rPr>
-        <w:t>Від ночі лине дух наш до Тебе, Боже, бо світлом є повеління Твої на землі. Навчи нас у страсі Твоєму виконувати правду й добро, бо Тебе славимо як правдивого Бога нашого. Прихили вухо своє і вислухай нас, і пом'яни, Господи, тих, що є та що моляться з нами, всіх по імені, і спаси їх силою Твоєю. Благослови людей Твоїх і освяти спадкоємство Твоє: мир світові Твоєму даруй, церквам Твоїм, Священникам, владі, і всім людям. Хай благословиться і прославляється всечесне і величне ім'я Твоє, Отця, і Сина, і Святого Духа, нині і повсякчас, і на віки віків. Амінь.</w:t>
+        <w:t xml:space="preserve"> Від ночі лине дух наш до Тебе, Боже, бо світлом є повеління Твої. Навчи нас, Боже, правди Твоєї, заповідей Твоїх і виправдань Твоїх. Просвіти наші духовні очі, щоб ми не заснули в гріхах на смерть. Віджени всяку мряку від сердець наших, даруй нам сонце правди і охорони життя наше знаменням і печаттю Святого Твого Духа. Направ стопи наші на шлях мирний, дай нам бачити ранішній день у радості, щоб ми Тобі засилали ранішні молитви, бо Твоє є володіння і Твоє є царство і сила, і слава Отця, і Сина, і Святого Духа, нині і повсякчас, і на віки віків. Амінь.</w:t>
       </w:r>
     </w:p>
     <w:p>
@@ -8726,7 +8746,7 @@
           <w:color w:val="FF0000"/>
           <w:sz w:val="24"/>
         </w:rPr>
-        <w:t>3.</w:t>
+        <w:t>4.</w:t>
       </w:r>
       <w:r>
         <w:rPr>
@@ -8734,7 +8754,52 @@
           <w:color w:val="000000"/>
           <w:sz w:val="24"/>
         </w:rPr>
-        <w:t xml:space="preserve"> Від ночі лине дух наш до Тебе, Боже, бо світлом є повеління Твої. Навчи нас, Боже, правди Твоєї, заповідей Твоїх і виправдань Твоїх. Просвіти наші духовні очі, щоб ми не заснули в гріхах на смерть. Віджени всяку мряку від сердець наших, даруй нам сонце правди і охорони життя наше знаменням і печаттю Святого Твого Духа. Направ стопи наші на шлях мирний, дай нам бачити ранішній день у радості, щоб ми Тобі засилали ранішні молитви, бо Твоє є володіння і Твоє є царство і сила, і слава Отця, і Сина, і Святого Духа, нині і повсякчас, і на віки віків. Амінь.</w:t>
+        <w:t xml:space="preserve"> Владико, Боже святий і неосяжний, що казав із темряви світлові засіяти, що заспокоїв нас у нічному сні й підвів до величання і моління Твоєї доброти! Ти, що даєш себе умолити задля свого милосердя, прийми і нині нас, що поклоняємося Тобі й по силі </w:t>
+      </w:r>
+      <w:r>
+        <w:rPr>
+          <w:rFonts w:ascii="Times New Roman" w:hAnsi="Times New Roman"/>
+          <w:sz w:val="24"/>
+        </w:rPr>
+        <w:t xml:space="preserve">благодаримо </w:t>
+      </w:r>
+      <w:r>
+        <w:rPr>
+          <w:rFonts w:ascii="Times New Roman" w:hAnsi="Times New Roman"/>
+          <w:color w:val="000000"/>
+          <w:sz w:val="24"/>
+        </w:rPr>
+        <w:t>Т</w:t>
+      </w:r>
+      <w:r>
+        <w:rPr>
+          <w:rFonts w:ascii="Times New Roman" w:hAnsi="Times New Roman"/>
+          <w:sz w:val="24"/>
+        </w:rPr>
+        <w:t>ебе</w:t>
+      </w:r>
+      <w:r>
+        <w:rPr>
+          <w:rFonts w:ascii="Times New Roman" w:hAnsi="Times New Roman"/>
+          <w:color w:val="000000"/>
+          <w:sz w:val="24"/>
+        </w:rPr>
+        <w:t xml:space="preserve">; і даруй нам те, чого просимо задля спасіння. Вчини нас синами світла і дня та спадкоємцями вічних Твоїх </w:t>
+      </w:r>
+      <w:r>
+        <w:rPr>
+          <w:rFonts w:ascii="Times New Roman" w:hAnsi="Times New Roman"/>
+          <w:sz w:val="24"/>
+        </w:rPr>
+        <w:t>благ</w:t>
+      </w:r>
+      <w:r>
+        <w:rPr>
+          <w:rFonts w:ascii="Times New Roman" w:hAnsi="Times New Roman"/>
+          <w:color w:val="000000"/>
+          <w:sz w:val="24"/>
+        </w:rPr>
+        <w:t>. Пом'яни, Господи, за багатством ласк Твоїх усіх людей, що є і моляться з нами, і всю братію нашу на землі й на морі, і на всякому місці володіння Твого, що потребують Твоєї любови й помочі. Усім вияви велику Твою милість, щоб спасенні, як душею так і тілом, завжди перебували й відважно славили чудне й благословенне ім'я Твоє, бо Ти Бог милости і ласк, і любови, і Тобі славу возсилаємо: Отцю, і Сину, і Святому Духові, нині і повсякчас, і на віки віків. Амінь.</w:t>
       </w:r>
     </w:p>
     <w:p>
@@ -8748,7 +8813,7 @@
           <w:color w:val="FF0000"/>
           <w:sz w:val="24"/>
         </w:rPr>
-        <w:t>4.</w:t>
+        <w:t>5.</w:t>
       </w:r>
       <w:r>
         <w:rPr>
@@ -8756,14 +8821,14 @@
           <w:color w:val="000000"/>
           <w:sz w:val="24"/>
         </w:rPr>
-        <w:t xml:space="preserve"> Владико, Боже святий і неосяжний, що казав із темряви світлові засіяти, що заспокоїв нас у нічному сні й підвів до величання і моління Твоєї доброти! Ти, що даєш себе умолити задля свого милосердя, прийми і нині нас, що поклоняємося Тобі й по силі </w:t>
-      </w:r>
-      <w:r>
-        <w:rPr>
-          <w:rFonts w:ascii="Times New Roman" w:hAnsi="Times New Roman"/>
-          <w:sz w:val="24"/>
-        </w:rPr>
-        <w:t xml:space="preserve">благодаримо </w:t>
+        <w:t xml:space="preserve"> Скарб</w:t>
+      </w:r>
+      <w:r>
+        <w:rPr>
+          <w:rFonts w:ascii="Times New Roman" w:hAnsi="Times New Roman"/>
+          <w:sz w:val="24"/>
+        </w:rPr>
+        <w:t>нице</w:t>
       </w:r>
       <w:r>
         <w:rPr>
@@ -8771,14 +8836,14 @@
           <w:color w:val="000000"/>
           <w:sz w:val="24"/>
         </w:rPr>
-        <w:t>Т</w:t>
-      </w:r>
-      <w:r>
-        <w:rPr>
-          <w:rFonts w:ascii="Times New Roman" w:hAnsi="Times New Roman"/>
-          <w:sz w:val="24"/>
-        </w:rPr>
-        <w:t>ебе</w:t>
+        <w:t xml:space="preserve"> </w:t>
+      </w:r>
+      <w:r>
+        <w:rPr>
+          <w:rFonts w:ascii="Times New Roman" w:hAnsi="Times New Roman"/>
+          <w:sz w:val="24"/>
+        </w:rPr>
+        <w:t>благ</w:t>
       </w:r>
       <w:r>
         <w:rPr>
@@ -8786,14 +8851,28 @@
           <w:color w:val="000000"/>
           <w:sz w:val="24"/>
         </w:rPr>
-        <w:t xml:space="preserve">; і даруй нам те, чого просимо задля спасіння. Вчини нас синами світла і дня та спадкоємцями вічних Твоїх </w:t>
-      </w:r>
-      <w:r>
-        <w:rPr>
-          <w:rFonts w:ascii="Times New Roman" w:hAnsi="Times New Roman"/>
-          <w:sz w:val="24"/>
-        </w:rPr>
-        <w:t>благ</w:t>
+        <w:t>, джерело невисихаюче, Отче святий, чудотворче всесильний і вседержителю! Усі Тобі поклоняємося і Тобі молимося та Твої милості і Твої ласки призиваємо на поміч і на заступництво нашій смиренності. Пом'яни, Господи, слуг Твоїх, прийми від усіх нас ранішні моління, як кадило перед Тобою; ні одного з нас не вчини нездатним, але всіх нас зберігай ласками Твоїми. Пом'яни, Господи, тих, що чувають і співають на славу Твою і єдинородного Твого Сина і Бога нашого, і Святого Твого Духа. Будь їм помічником і заступником; прийми їх молитви на наднебесний і духовний Твій жертовник, бо Ти Бог наш, і Тобі славу возсилаємо: Отцю, і Сину, і Святому Духові, нині і повсякчас, і на віки віків. Амінь.</w:t>
+      </w:r>
+    </w:p>
+    <w:p>
+      <w:pPr>
+        <w:spacing w:after="120"/>
+        <w:jc w:val="both"/>
+      </w:pPr>
+      <w:r>
+        <w:rPr>
+          <w:rFonts w:ascii="Times New Roman" w:hAnsi="Times New Roman"/>
+          <w:color w:val="FF0000"/>
+          <w:sz w:val="24"/>
+        </w:rPr>
+        <w:t xml:space="preserve">6. </w:t>
+      </w:r>
+      <w:r>
+        <w:rPr>
+          <w:rFonts w:ascii="Times New Roman" w:hAnsi="Times New Roman"/>
+          <w:sz w:val="24"/>
+        </w:rPr>
+        <w:t>Благодаримо</w:t>
       </w:r>
       <w:r>
         <w:rPr>
@@ -8801,7 +8880,37 @@
           <w:color w:val="000000"/>
           <w:sz w:val="24"/>
         </w:rPr>
-        <w:t>. Пом'яни, Господи, за багатством ласк Твоїх усіх людей, що є і моляться з нами, і всю братію нашу на землі й на морі, і на всякому місці володіння Твого, що потребують Твоєї любови й помочі. Усім вияви велику Твою милість, щоб спасенні, як душею так і тілом, завжди перебували й відважно славили чудне й благословенне ім'я Твоє, бо Ти Бог милости і ласк, і любови, і Тобі славу возсилаємо: Отцю, і Сину, і Святому Духові, нині і повсякчас, і на віки віків. Амінь.</w:t>
+        <w:t xml:space="preserve"> Т</w:t>
+      </w:r>
+      <w:r>
+        <w:rPr>
+          <w:rFonts w:ascii="Times New Roman" w:hAnsi="Times New Roman"/>
+          <w:sz w:val="24"/>
+        </w:rPr>
+        <w:t>е</w:t>
+      </w:r>
+      <w:r>
+        <w:rPr>
+          <w:rFonts w:ascii="Times New Roman" w:hAnsi="Times New Roman"/>
+          <w:color w:val="000000"/>
+          <w:sz w:val="24"/>
+        </w:rPr>
+        <w:t>б</w:t>
+      </w:r>
+      <w:r>
+        <w:rPr>
+          <w:rFonts w:ascii="Times New Roman" w:hAnsi="Times New Roman"/>
+          <w:sz w:val="24"/>
+        </w:rPr>
+        <w:t>е</w:t>
+      </w:r>
+      <w:r>
+        <w:rPr>
+          <w:rFonts w:ascii="Times New Roman" w:hAnsi="Times New Roman"/>
+          <w:color w:val="000000"/>
+          <w:sz w:val="24"/>
+        </w:rPr>
+        <w:t>, Господи, Боже спасіння нашого, бо Ти все робиш для добра життя нашого, щоб ми завжди на Тебе споглядали, Спасителю й Доброчинцю душ наших. Бо Ти дав спокій нам у час минулої ночі й підвів нас, щоб ми поклонялися величному імені Твоєму. Тому молимо Тебе, Господи: Дай нам ласку й силу, щоб ми стали гідними співати Тобі розумно й молитися безупинно та в страсі і тремтінні над нашим спасінням працювали, при заступництві Христа Твого. Пом'яни, Господи, і тих, що вночі до Тебе кличуть. Вислухай їх і помилуй, і круши під ноги їх невидимих і войовничих ворогів. Бо Ти Цар миру і Спас душ наших, і Тобі славу возсилаємо: Отцю і Сину, і Святому Духові, нині і повсякчас, і на віки віків. Амінь.</w:t>
       </w:r>
     </w:p>
     <w:p>
@@ -8815,7 +8924,7 @@
           <w:color w:val="FF0000"/>
           <w:sz w:val="24"/>
         </w:rPr>
-        <w:t>5.</w:t>
+        <w:t>7.</w:t>
       </w:r>
       <w:r>
         <w:rPr>
@@ -8823,14 +8932,21 @@
           <w:color w:val="000000"/>
           <w:sz w:val="24"/>
         </w:rPr>
-        <w:t xml:space="preserve"> Скарб</w:t>
-      </w:r>
-      <w:r>
-        <w:rPr>
-          <w:rFonts w:ascii="Times New Roman" w:hAnsi="Times New Roman"/>
-          <w:sz w:val="24"/>
-        </w:rPr>
-        <w:t>нице</w:t>
+        <w:t xml:space="preserve"> Боже й Отче Господа нашого Ісуса Христа! Ти підніс нас з постелі нашої і зібрав на годину молитви. Дай нам ласку відкрити уста наші і прийми наші подяки, що в наших силах, і навчи нас установ Твоїх. Бо молитися як слід не вміємо, якщо Ти, Господи, святим Твоїм Духом не навчиш нас. Тому молимося Тобі: Даруй і прости, якщо ми згрішили аж до теперішньої години словом або ділом, або думкою, добровільно або недобровільно. Бо коли на провини будеш дивитися, Господи, Господи, то хто встоїться, бо в Тебе є прощення. Ти один святий, допоміжник сильний, захисник життя нашого, і Тебе ми завжди оспівуватимемо. Нехай буде сила Царства Твого завжди благословенна і вельми прославлювана: Отця, і Сина, і Святого Духа, нині і повсякчас, і на віки віків. Амінь.</w:t>
+      </w:r>
+    </w:p>
+    <w:p>
+      <w:pPr>
+        <w:spacing w:after="120"/>
+        <w:jc w:val="both"/>
+      </w:pPr>
+      <w:r>
+        <w:rPr>
+          <w:rFonts w:ascii="Times New Roman" w:hAnsi="Times New Roman"/>
+          <w:color w:val="FF0000"/>
+          <w:sz w:val="24"/>
+        </w:rPr>
+        <w:t xml:space="preserve">8. </w:t>
       </w:r>
       <w:r>
         <w:rPr>
@@ -8838,14 +8954,21 @@
           <w:color w:val="000000"/>
           <w:sz w:val="24"/>
         </w:rPr>
-        <w:t xml:space="preserve"> </w:t>
-      </w:r>
-      <w:r>
-        <w:rPr>
-          <w:rFonts w:ascii="Times New Roman" w:hAnsi="Times New Roman"/>
-          <w:sz w:val="24"/>
-        </w:rPr>
-        <w:t>благ</w:t>
+        <w:t>Господи, Боже наш, що сонну неміч забрав від нас і покликав нас візванням святим, щоб і вночі підносити руки наші і прославляти Тебе за справедливі Твої присуди. Прийми благання наші, моління, визнавання, нічні служби і даруй нам, Боже, віру бездоганну, надію впевнену, любов нелицемірну. Благослови наші входи й виходи, вчинки, слова, діла й думки; і дай нам дочекатися початку дня, нам, що хвалять й оспівують, і благословлять добрість Твоєї несказанної сили, щоб було благословенне Твоє пресвяте ім'я і прославлене Твоє царство: Отця, і Сина, і Святого Духа, нині і повсякчас, і на віки віків. Амінь.</w:t>
+      </w:r>
+    </w:p>
+    <w:p>
+      <w:pPr>
+        <w:spacing w:after="120"/>
+        <w:jc w:val="both"/>
+      </w:pPr>
+      <w:r>
+        <w:rPr>
+          <w:rFonts w:ascii="Times New Roman" w:hAnsi="Times New Roman"/>
+          <w:color w:val="FF0000"/>
+          <w:sz w:val="24"/>
+        </w:rPr>
+        <w:t>9.</w:t>
       </w:r>
       <w:r>
         <w:rPr>
@@ -8853,28 +8976,7 @@
           <w:color w:val="000000"/>
           <w:sz w:val="24"/>
         </w:rPr>
-        <w:t>, джерело невисихаюче, Отче святий, чудотворче всесильний і вседержителю! Усі Тобі поклоняємося і Тобі молимося та Твої милості і Твої ласки призиваємо на поміч і на заступництво нашій смиренності. Пом'яни, Господи, слуг Твоїх, прийми від усіх нас ранішні моління, як кадило перед Тобою; ні одного з нас не вчини нездатним, але всіх нас зберігай ласками Твоїми. Пом'яни, Господи, тих, що чувають і співають на славу Твою і єдинородного Твого Сина і Бога нашого, і Святого Твого Духа. Будь їм помічником і заступником; прийми їх молитви на наднебесний і духовний Твій жертовник, бо Ти Бог наш, і Тобі славу возсилаємо: Отцю, і Сину, і Святому Духові, нині і повсякчас, і на віки віків. Амінь.</w:t>
-      </w:r>
-    </w:p>
-    <w:p>
-      <w:pPr>
-        <w:spacing w:after="120"/>
-        <w:jc w:val="both"/>
-      </w:pPr>
-      <w:r>
-        <w:rPr>
-          <w:rFonts w:ascii="Times New Roman" w:hAnsi="Times New Roman"/>
-          <w:color w:val="FF0000"/>
-          <w:sz w:val="24"/>
-        </w:rPr>
-        <w:t xml:space="preserve">6. </w:t>
-      </w:r>
-      <w:r>
-        <w:rPr>
-          <w:rFonts w:ascii="Times New Roman" w:hAnsi="Times New Roman"/>
-          <w:sz w:val="24"/>
-        </w:rPr>
-        <w:t>Благодаримо</w:t>
+        <w:t xml:space="preserve"> Господи, Боже наш! Ти за покаяння дарував людям відпущення, нам же, як образ пізнання і визнання гріхів, показав покаяння і прощення пророка Давида. Тож, Владико, помилуй з великої милости Твоєї нас, що в чимало великих гріхів впали, і по багатстві ласк Твоїх очисти беззаконня наші, бо перед Тобою згрішили ми, Господи, що невідомі й таємні речі серця людського знаєш, і єдиний Ти маєш владу прощати гріхи. Серце ж чисте вчини в нас і Духом </w:t>
       </w:r>
       <w:r>
         <w:rPr>
@@ -8882,111 +8984,7 @@
           <w:color w:val="000000"/>
           <w:sz w:val="24"/>
         </w:rPr>
-        <w:t xml:space="preserve"> Т</w:t>
-      </w:r>
-      <w:r>
-        <w:rPr>
-          <w:rFonts w:ascii="Times New Roman" w:hAnsi="Times New Roman"/>
-          <w:sz w:val="24"/>
-        </w:rPr>
-        <w:t>е</w:t>
-      </w:r>
-      <w:r>
-        <w:rPr>
-          <w:rFonts w:ascii="Times New Roman" w:hAnsi="Times New Roman"/>
-          <w:color w:val="000000"/>
-          <w:sz w:val="24"/>
-        </w:rPr>
-        <w:t>б</w:t>
-      </w:r>
-      <w:r>
-        <w:rPr>
-          <w:rFonts w:ascii="Times New Roman" w:hAnsi="Times New Roman"/>
-          <w:sz w:val="24"/>
-        </w:rPr>
-        <w:t>е</w:t>
-      </w:r>
-      <w:r>
-        <w:rPr>
-          <w:rFonts w:ascii="Times New Roman" w:hAnsi="Times New Roman"/>
-          <w:color w:val="000000"/>
-          <w:sz w:val="24"/>
-        </w:rPr>
-        <w:t>, Господи, Боже спасіння нашого, бо Ти все робиш для добра життя нашого, щоб ми завжди на Тебе споглядали, Спасителю й Доброчинцю душ наших. Бо Ти дав спокій нам у час минулої ночі й підвів нас, щоб ми поклонялися величному імені Твоєму. Тому молимо Тебе, Господи: Дай нам ласку й силу, щоб ми стали гідними співати Тобі розумно й молитися безупинно та в страсі і тремтінні над нашим спасінням працювали, при заступництві Христа Твого. Пом'яни, Господи, і тих, що вночі до Тебе кличуть. Вислухай їх і помилуй, і круши під ноги їх невидимих і войовничих ворогів. Бо Ти Цар миру і Спас душ наших, і Тобі славу возсилаємо: Отцю і Сину, і Святому Духові, нині і повсякчас, і на віки віків. Амінь.</w:t>
-      </w:r>
-    </w:p>
-    <w:p>
-      <w:pPr>
-        <w:spacing w:after="120"/>
-        <w:jc w:val="both"/>
-      </w:pPr>
-      <w:r>
-        <w:rPr>
-          <w:rFonts w:ascii="Times New Roman" w:hAnsi="Times New Roman"/>
-          <w:color w:val="FF0000"/>
-          <w:sz w:val="24"/>
-        </w:rPr>
-        <w:t>7.</w:t>
-      </w:r>
-      <w:r>
-        <w:rPr>
-          <w:rFonts w:ascii="Times New Roman" w:hAnsi="Times New Roman"/>
-          <w:color w:val="000000"/>
-          <w:sz w:val="24"/>
-        </w:rPr>
-        <w:t xml:space="preserve"> Боже й Отче Господа нашого Ісуса Христа! Ти підніс нас з постелі нашої і зібрав на годину молитви. Дай нам ласку відкрити уста наші і прийми наші подяки, що в наших силах, і навчи нас установ Твоїх. Бо молитися як слід не вміємо, якщо Ти, Господи, святим Твоїм Духом не навчиш нас. Тому молимося Тобі: Даруй і прости, якщо ми згрішили аж до теперішньої години </w:t>
-      </w:r>
-      <w:r>
-        <w:rPr>
-          <w:rFonts w:ascii="Times New Roman" w:hAnsi="Times New Roman"/>
-          <w:color w:val="000000"/>
-          <w:sz w:val="24"/>
-        </w:rPr>
-        <w:t>словом або ділом, або думкою, добровільно або недобровільно. Бо коли на провини будеш дивитися, Господи, Господи, то хто встоїться, бо в Тебе є прощення. Ти один святий, допоміжник сильний, захисник життя нашого, і Тебе ми завжди оспівуватимемо. Нехай буде сила Царства Твого завжди благословенна і вельми прославлювана: Отця, і Сина, і Святого Духа, нині і повсякчас, і на віки віків. Амінь.</w:t>
-      </w:r>
-    </w:p>
-    <w:p>
-      <w:pPr>
-        <w:spacing w:after="120"/>
-        <w:jc w:val="both"/>
-      </w:pPr>
-      <w:r>
-        <w:rPr>
-          <w:rFonts w:ascii="Times New Roman" w:hAnsi="Times New Roman"/>
-          <w:color w:val="FF0000"/>
-          <w:sz w:val="24"/>
-        </w:rPr>
-        <w:t xml:space="preserve">8. </w:t>
-      </w:r>
-      <w:r>
-        <w:rPr>
-          <w:rFonts w:ascii="Times New Roman" w:hAnsi="Times New Roman"/>
-          <w:color w:val="000000"/>
-          <w:sz w:val="24"/>
-        </w:rPr>
-        <w:t>Господи, Боже наш, що сонну неміч забрав від нас і покликав нас візванням святим, щоб і вночі підносити руки наші і прославляти Тебе за справедливі Твої присуди. Прийми благання наші, моління, визнавання, нічні служби і даруй нам, Боже, віру бездоганну, надію впевнену, любов нелицемірну. Благослови наші входи й виходи, вчинки, слова, діла й думки; і дай нам дочекатися початку дня, нам, що хвалять й оспівують, і благословлять добрість Твоєї несказанної сили, щоб було благословенне Твоє пресвяте ім'я і прославлене Твоє царство: Отця, і Сина, і Святого Духа, нині і повсякчас, і на віки віків. Амінь.</w:t>
-      </w:r>
-    </w:p>
-    <w:p>
-      <w:pPr>
-        <w:spacing w:after="120"/>
-        <w:jc w:val="both"/>
-      </w:pPr>
-      <w:r>
-        <w:rPr>
-          <w:rFonts w:ascii="Times New Roman" w:hAnsi="Times New Roman"/>
-          <w:color w:val="FF0000"/>
-          <w:sz w:val="24"/>
-        </w:rPr>
-        <w:t>9.</w:t>
-      </w:r>
-      <w:r>
-        <w:rPr>
-          <w:rFonts w:ascii="Times New Roman" w:hAnsi="Times New Roman"/>
-          <w:color w:val="000000"/>
-          <w:sz w:val="24"/>
-        </w:rPr>
-        <w:t xml:space="preserve"> Господи, Боже наш! Ти за покаяння дарував людям відпущення, нам же, як образ пізнання і визнання гріхів, показав покаяння і прощення пророка Давида. Тож, Владико, помилуй з великої милости Твоєї нас, що в чимало великих гріхів впали, і по багатстві ласк Твоїх очисти беззаконня наші, бо перед Тобою згрішили ми, Господи, що невідомі й таємні речі серця людського знаєш, і єдиний Ти маєш владу прощати гріхи. Серце ж чисте вчини в нас і Духом владичним утверди нас, і радість спасіння Твого яви нам. Не відкинь нас від лиця Твого, але дозволь, як благий і людинолюбний, аж до останнього нашого віддиху появляти Тобі жертву справедливости й приноси на святих Твоїх жертовниках, милістю і ласками і людинолюб'ям єдинородного Сина Твого, з яким Ти є благословенний з пресвятим, добрим і животворчим Твоїм Духом, нині й повсякчас, і на віки віків. Амінь.</w:t>
+        <w:t>владичним утверди нас, і радість спасіння Твого яви нам. Не відкинь нас від лиця Твого, але дозволь, як благий і людинолюбний, аж до останнього нашого віддиху появляти Тобі жертву справедливости й приноси на святих Твоїх жертовниках, милістю і ласками і людинолюб'ям єдинородного Сина Твого, з яким Ти є благословенний з пресвятим, добрим і животворчим Твоїм Духом, нині й повсякчас, і на віки віків. Амінь.</w:t>
       </w:r>
     </w:p>
     <w:p>
@@ -11187,7 +11185,15 @@
           <w:sz w:val="24"/>
           <w:u w:val="single"/>
         </w:rPr>
-        <w:t>[Від ночі лине дух наш до тебе, Боже, бо світлом є повеління твої на землі. Навчи нас у страсі твоєму виконувати правду й добро, бо тебе славимо як правдивого Бога нашого. Прихили вухо своє і вислухай нас, і пом'яни, Господи, тих, що є та що моляться з нами, всіх по імені, і спаси їх силою твоєю. Благослови людей твоїх і освяти спадкоємство твоє: мир світові твоєму даруй, церквам твоїм, Священникам, владі, і всім людям.]</w:t>
+        <w:t xml:space="preserve">[Від ночі лине дух наш до тебе, Боже, бо світлом є повеління твої на землі. Навчи нас у страсі твоєму виконувати правду й добро, бо тебе славимо як правдивого Бога нашого. Прихили вухо </w:t>
+      </w:r>
+      <w:r>
+        <w:rPr>
+          <w:rFonts w:ascii="Times New Roman" w:hAnsi="Times New Roman"/>
+          <w:sz w:val="24"/>
+          <w:u w:val="single"/>
+        </w:rPr>
+        <w:t>своє і вислухай нас, і пом'яни, Господи, тих, що є та що моляться з нами, всіх по імені, і спаси їх силою твоєю. Благослови людей твоїх і освяти спадкоємство твоє: мир світові твоєму даруй, церквам твоїм, Священникам, владі, і всім людям.]</w:t>
       </w:r>
     </w:p>
     <w:p>
@@ -12596,14 +12602,7 @@
           <w:rFonts w:ascii="Times New Roman" w:hAnsi="Times New Roman"/>
           <w:sz w:val="24"/>
         </w:rPr>
-        <w:t xml:space="preserve">Спаси́, Бо́же, наро́д Твій і благослови́ спадкоє́мство Твоє́, навідай світ Твій ми́лістю і щедро́тами, вознеси́ ріг христия́н правосла́вних і зішли́ на нас бага́ті Твої ми́лості: моли́твами всепречи́стої Влади́чиці на́шої Богоро́диці і Приснодіви Марії, си́лою чесно́го і животворя́щого Хреста́, засту́пництвом чесни́х Небе́сних Сил безплотних, чесно́го, сла́вного проро́ка, Предте́чі і Хрести́теля Йоа́на, святи́х сла́вних і всехва́льних Апо́столів; святи́х отців на́ших і вселе́нських вели́ких учителів і святи́телів Васи́лія Вели́кого, Григо́рія Богосло́ва та Йоа́на Золотоу́стого; Атана́сія і Кири́ла; свято́го отця́ на́шого Микола́я, архиєпи́скопа Мир </w:t>
-      </w:r>
-      <w:r>
-        <w:rPr>
-          <w:rFonts w:ascii="Times New Roman" w:hAnsi="Times New Roman"/>
-          <w:sz w:val="24"/>
-        </w:rPr>
-        <w:t xml:space="preserve">Лікійських, чудотво́рця; святи́х рівноапо́стольних Кири́ла і Мето́дія, учителів слов’я́нських; свято́го благовірного і рівноапо́стольного вели́кого кня́зя Володи́мира і блаже́нної вели́кої княги́ні Ольги; свято́го священному́ченика Йосафа́та; святи́х сла́вних і добропобідних му́чеників; блаже́нних новому́чеників та ісповідників українських; преподо́бних і богоно́сних отців на́ших Антонія і Теодо́сія Пече́рських та інших преподо́бних і богоно́сних отців на́ших; святи́х і пра́ведних богоотців Йоаки́ма і Анни; і свято́го </w:t>
+        <w:t xml:space="preserve">Спаси́, Бо́же, наро́д Твій і благослови́ спадкоє́мство Твоє́, навідай світ Твій ми́лістю і щедро́тами, вознеси́ ріг христия́н правосла́вних і зішли́ на нас бага́ті Твої ми́лості: моли́твами всепречи́стої Влади́чиці на́шої Богоро́диці і Приснодіви Марії, си́лою чесно́го і животворя́щого Хреста́, засту́пництвом чесни́х Небе́сних Сил безплотних, чесно́го, сла́вного проро́ка, Предте́чі і Хрести́теля Йоа́на, святи́х сла́вних і всехва́льних Апо́столів; святи́х отців на́ших і вселе́нських вели́ких учителів і святи́телів Васи́лія Вели́кого, Григо́рія Богосло́ва та Йоа́на Золотоу́стого; Атана́сія і Кири́ла; свято́го отця́ на́шого Микола́я, архиєпи́скопа Мир Лікійських, чудотво́рця; святи́х рівноапо́стольних Кири́ла і Мето́дія, учителів слов’я́нських; свято́го благовірного і рівноапо́стольного вели́кого кня́зя Володи́мира і блаже́нної вели́кої княги́ні Ольги; свято́го священному́ченика Йосафа́та; святи́х сла́вних і добропобідних му́чеників; блаже́нних новому́чеників та ісповідників українських; преподо́бних і богоно́сних отців на́ших Антонія і Теодо́сія Пече́рських та інших преподо́бних і богоно́сних отців на́ших; святи́х і пра́ведних богоотців Йоаки́ма і Анни; і свято́го </w:t>
       </w:r>
       <w:r>
         <w:rPr>
@@ -17283,7 +17282,15 @@
           <w:sz w:val="24"/>
           <w:u w:val="single"/>
         </w:rPr>
-        <w:t>[Владико, Боже святий і неосяжний, що казав із темряви світлові засіяти, що заспокоїв нас у нічному сні й підвів до величання і моління Твоєї доброти! Ти, що даєш себе умолити задля свого милосердя, прийми і нині нас, що поклоняємося Тобі й по силі благодаримо Тебе; і даруй нам те, чого просимо задля спасіння. Вчини нас синами світла і дня та спадкоємцями вічних Твоїх благ. Пом'яни, Господи, за багатством ласк Твоїх усіх людей, що є і моляться з нами, і всю братію нашу на землі й на морі, і на всякому місці володіння Твого, що потребують Твоєї любови й помочі. Усім вияви велику Твою милість, щоб спасенні, як душею так і тілом, завжди перебували й відважно славили чудне й благословенне ім'я Твоє.]</w:t>
+        <w:t xml:space="preserve">[Владико, Боже святий і неосяжний, що казав із темряви світлові засіяти, що заспокоїв нас у нічному сні й підвів до величання і моління Твоєї доброти! Ти, що даєш себе умолити задля </w:t>
+      </w:r>
+      <w:r>
+        <w:rPr>
+          <w:rFonts w:ascii="Times New Roman" w:hAnsi="Times New Roman"/>
+          <w:sz w:val="24"/>
+          <w:u w:val="single"/>
+        </w:rPr>
+        <w:t>свого милосердя, прийми і нині нас, що поклоняємося Тобі й по силі благодаримо Тебе; і даруй нам те, чого просимо задля спасіння. Вчини нас синами світла і дня та спадкоємцями вічних Твоїх благ. Пом'яни, Господи, за багатством ласк Твоїх усіх людей, що є і моляться з нами, і всю братію нашу на землі й на морі, і на всякому місці володіння Твого, що потребують Твоєї любови й помочі. Усім вияви велику Твою милість, щоб спасенні, як душею так і тілом, завжди перебували й відважно славили чудне й благословенне ім'я Твоє.]</w:t>
       </w:r>
     </w:p>
     <w:p>
